--- a/klagomål/A 25062-2026 FSC-klagomål.docx
+++ b/klagomål/A 25062-2026 FSC-klagomål.docx
@@ -902,7 +902,7 @@
     <w:r>
       <w:tab/>
       <w:tab/>
-      <w:t>2026-06-15</w:t>
+      <w:t>2026-06-16</w:t>
       <w:br/>
       <w:br/>
     </w:r>

--- a/klagomål/A 25062-2026 FSC-klagomål.docx
+++ b/klagomål/A 25062-2026 FSC-klagomål.docx
@@ -902,7 +902,7 @@
     <w:r>
       <w:tab/>
       <w:tab/>
-      <w:t>2026-06-16</w:t>
+      <w:t>2026-06-17</w:t>
       <w:br/>
       <w:br/>
     </w:r>

--- a/klagomål/A 25062-2026 FSC-klagomål.docx
+++ b/klagomål/A 25062-2026 FSC-klagomål.docx
@@ -1,6 +1,6 @@
 
 <file path=word/document.xml><?xml version="1.0" encoding="utf-8"?>
-<w:document xmlns:wpc="http://schemas.microsoft.com/office/word/2010/wordprocessingCanvas" xmlns:cx="http://schemas.microsoft.com/office/drawing/2014/chartex" xmlns:cx1="http://schemas.microsoft.com/office/drawing/2015/9/8/chartex" xmlns:cx2="http://schemas.microsoft.com/office/drawing/2015/10/21/chartex" xmlns:cx3="http://schemas.microsoft.com/office/drawing/2016/5/9/chartex" xmlns:cx4="http://schemas.microsoft.com/office/drawing/2016/5/10/chartex" xmlns:cx5="http://schemas.microsoft.com/office/drawing/2016/5/11/chartex" xmlns:cx6="http://schemas.microsoft.com/office/drawing/2016/5/12/chartex" xmlns:cx7="http://schemas.microsoft.com/office/drawing/2016/5/13/chartex" xmlns:cx8="http://schemas.microsoft.com/office/drawing/2016/5/14/chartex" xmlns:mc="http://schemas.openxmlformats.org/markup-compatibility/2006" xmlns:aink="http://schemas.microsoft.com/office/drawing/2016/ink" xmlns:am3d="http://schemas.microsoft.com/office/drawing/2017/model3d" xmlns:o="urn:schemas-microsoft-com:office:office" xmlns:oel="http://schemas.microsoft.com/office/2019/extlst" xmlns:r="http://schemas.openxmlformats.org/officeDocument/2006/relationships" xmlns:m="http://schemas.openxmlformats.org/officeDocument/2006/math" xmlns:v="urn:schemas-microsoft-com:vml" xmlns:wp14="http://schemas.microsoft.com/office/word/2010/wordprocessingDrawing" xmlns:wp="http://schemas.openxmlformats.org/drawingml/2006/wordprocessingDrawing" xmlns:w10="urn:schemas-microsoft-com:office:word" xmlns:w="http://schemas.openxmlformats.org/wordprocessingml/2006/main" xmlns:w14="http://schemas.microsoft.com/office/word/2010/wordml" xmlns:w15="http://schemas.microsoft.com/office/word/2012/wordml" xmlns:w16cex="http://schemas.microsoft.com/office/word/2018/wordml/cex" xmlns:w16cid="http://schemas.microsoft.com/office/word/2016/wordml/cid" xmlns:w16="http://schemas.microsoft.com/office/word/2018/wordml" xmlns:w16sdtdh="http://schemas.microsoft.com/office/word/2020/wordml/sdtdatahash" xmlns:w16se="http://schemas.microsoft.com/office/word/2015/wordml/symex" xmlns:wpg="http://schemas.microsoft.com/office/word/2010/wordprocessingGroup" xmlns:wpi="http://schemas.microsoft.com/office/word/2010/wordprocessingInk" xmlns:wne="http://schemas.microsoft.com/office/word/2006/wordml" xmlns:wps="http://schemas.microsoft.com/office/word/2010/wordprocessingShape" mc:Ignorable="w14 w15 w16se w16cid w16 w16cex w16sdtdh wp14">
+<w:document xmlns:wpc="http://schemas.microsoft.com/office/word/2010/wordprocessingCanvas" xmlns:cx="http://schemas.microsoft.com/office/drawing/2014/chartex" xmlns:cx1="http://schemas.microsoft.com/office/drawing/2015/9/8/chartex" xmlns:cx2="http://schemas.microsoft.com/office/drawing/2015/10/21/chartex" xmlns:cx3="http://schemas.microsoft.com/office/drawing/2016/5/9/chartex" xmlns:cx4="http://schemas.microsoft.com/office/drawing/2016/5/10/chartex" xmlns:cx5="http://schemas.microsoft.com/office/drawing/2016/5/11/chartex" xmlns:cx6="http://schemas.microsoft.com/office/drawing/2016/5/12/chartex" xmlns:cx7="http://schemas.microsoft.com/office/drawing/2016/5/13/chartex" xmlns:cx8="http://schemas.microsoft.com/office/drawing/2016/5/14/chartex" xmlns:mc="http://schemas.openxmlformats.org/markup-compatibility/2006" xmlns:aink="http://schemas.microsoft.com/office/drawing/2016/ink" xmlns:am3d="http://schemas.microsoft.com/office/drawing/2017/model3d" xmlns:o="urn:schemas-microsoft-com:office:office" xmlns:oel="http://schemas.microsoft.com/office/2019/extlst" xmlns:r="http://schemas.openxmlformats.org/officeDocument/2006/relationships" xmlns:m="http://schemas.openxmlformats.org/officeDocument/2006/math" xmlns:v="urn:schemas-microsoft-com:vml" xmlns:wp14="http://schemas.microsoft.com/office/word/2010/wordprocessingDrawing" xmlns:wp="http://schemas.openxmlformats.org/drawingml/2006/wordprocessingDrawing" xmlns:w10="urn:schemas-microsoft-com:office:word" xmlns:w="http://schemas.openxmlformats.org/wordprocessingml/2006/main" xmlns:w14="http://schemas.microsoft.com/office/word/2010/wordml" xmlns:w15="http://schemas.microsoft.com/office/word/2012/wordml" xmlns:w16cex="http://schemas.microsoft.com/office/word/2018/wordml/cex" xmlns:w16cid="http://schemas.microsoft.com/office/word/2016/wordml/cid" xmlns:w16="http://schemas.microsoft.com/office/word/2018/wordml" xmlns:w16du="http://schemas.microsoft.com/office/word/2023/wordml/word16du" xmlns:w16sdtdh="http://schemas.microsoft.com/office/word/2020/wordml/sdtdatahash" xmlns:w16sdtfl="http://schemas.microsoft.com/office/word/2024/wordml/sdtformatlock" xmlns:w16se="http://schemas.microsoft.com/office/word/2015/wordml/symex" xmlns:wpg="http://schemas.microsoft.com/office/word/2010/wordprocessingGroup" xmlns:wpi="http://schemas.microsoft.com/office/word/2010/wordprocessingInk" xmlns:wne="http://schemas.microsoft.com/office/word/2006/wordml" xmlns:wps="http://schemas.microsoft.com/office/word/2010/wordprocessingShape" mc:Ignorable="w14 w15 w16se w16cid w16 w16cex w16sdtdh w16sdtfl w16du wp14">
   <w:body>
     <w:p>
       <w:r>
@@ -168,7 +168,7 @@
     </w:p>
     <w:p>
       <w:r>
-        <w:t>Detta dokument behandlar höga naturvärden i avverkningsanmälan A 25062-2026 i Svedala kommun. Denna avverkningsanmälan inkom 2026-06-01 00:00:00 och omfattar 3,3 ha.</w:t>
+        <w:t>Detta dokument behandlar höga naturvärden i avverkningsanmälan A 25062-2026 i Svedala kommun som inkom 2026-06-01 och omfattar 3,3 ha.</w:t>
       </w:r>
     </w:p>
     <w:p>
@@ -191,12 +191,15 @@
     </w:p>
     <w:p>
       <w:r>
-        <w:t>I avverkningsanmälan har följande 13 naturvårdsarter hittats: ask (EN), lundäxing (EN), skogsveronika (NT), hässleklocka (S), lundvårlök (S), myskmadra (S), rutbläcksvamp (S), skogsknipprot (S, §8), stor häxört (S), sårläka (S), tibast (S), vårärt (S) och sankt pers nycklar (§8). Av dessa är 3 rödlistade. För rödlistade arter har rödlistekategorin angivits inom parentes. Arter som är signalarter enligt Skogsstyrelsen har markerats med (S). För fridlysta arter anges även paragrafen i Artskyddsförordningen som arten är fridlyst enligt.</w:t>
+        <w:t>I avverkningsanmälan har följande 14 naturvårdsarter hittats: ask (EN), lundäxing (EN), gullpudra (NT, T), skogsveronika (NT, T), sårläka (NT, T), vårärt (NT, T), hässleklocka (S, T), lundvårlök (S, T), myskmadra (S, T), rutbläcksvamp (S), skogsknipprot (S, T, §8), stor häxört (S), tibast (S, T) och sankt pers nycklar (§8). Av dessa är 6 rödlistade. För rödlistade arter har rödlistekategorin angivits inom parentes. Arter som är signalarter enligt Skogsstyrelsen har markerats med (S). Typiska arter inom Natura 2000 som är kopplade till skogsekosystem har markerats med (T). För fridlysta arter anges även paragrafen i Artskyddsförordningen som arten är fridlyst enligt.</w:t>
       </w:r>
     </w:p>
     <w:p>
       <w:r>
-        <w:t>De påträffade naturvårdsarterna är ett tydligt kvitto på att detta rör sig om en skog med höga naturvärden. I Figur 1 visas en karta över det avverkningsanmälda området, där samtliga fyndplatser för naturvårdsarter som finns registrerade på Artportalen har markerats.</w:t>
+        <w:t>De påträffade naturvårdsarterna är ett tydligt kvitto på att det rör sig om en skog med höga naturvärden.</w:t>
+      </w:r>
+      <w:r>
+        <w:t xml:space="preserve"> I Figur 1 visas fyndplatser för naturvårdsarter i området, som finns registrerade på Artportalen.</w:t>
       </w:r>
     </w:p>
     <w:p>
@@ -206,7 +209,7 @@
       <w:r>
         <w:drawing>
           <wp:inline xmlns:a="http://schemas.openxmlformats.org/drawingml/2006/main" xmlns:pic="http://schemas.openxmlformats.org/drawingml/2006/picture">
-            <wp:extent cx="5486400" cy="4349174"/>
+            <wp:extent cx="5337659" cy="5688000"/>
             <wp:docPr id="1" name="Picture 1"/>
             <wp:cNvGraphicFramePr>
               <a:graphicFrameLocks noChangeAspect="1"/>
@@ -227,7 +230,7 @@
                   <pic:spPr>
                     <a:xfrm>
                       <a:off x="0" y="0"/>
-                      <a:ext cx="5486400" cy="4349174"/>
+                      <a:ext cx="5337659" cy="5688000"/>
                     </a:xfrm>
                     <a:prstGeom prst="rect"/>
                   </pic:spPr>
@@ -241,9 +244,51 @@
     <w:p>
       <w:pPr>
         <w:pStyle w:val="Caption"/>
+        <w:spacing w:after="240"/>
       </w:pPr>
       <w:r>
-        <w:t>Figur 1. Fyndplatser för naturvårdsarter i det avverkningsanmälda området (röd linje). Markörer utan svart kant är placerade på fyndplatsen. Markörer med svart kant är placerade vid sidan av fyndplatsen och har ett svart streck som visar fyndplatsens exakta position. Kartans mittpunktskoordinat är N 6149969, E 398757 i SWEREF 99 TM.</w:t>
+        <w:t>Figur 1. Fyndplatser för naturvårdsarter i avverkningsanmälan (röd linje). Markörer utan svart kant är placerade på fyndplatsen. Markörer med svart kant är placerade vid sidan av fyndplatsen och har ett svart streck som visar fyndplatsens exakta position. Kartans mittpunktskoordinat är N 6149969, E 398757 i SWEREF 99 TM.</w:t>
+      </w:r>
+    </w:p>
+    <w:p>
+      <w:pPr>
+        <w:pStyle w:val="Heading2"/>
+      </w:pPr>
+      <w:r>
+        <w:t>Fridlysta arter</w:t>
+      </w:r>
+    </w:p>
+    <w:p>
+      <w:r>
+        <w:t>Följande fridlysta arter har sina livsmiljöer och växtplatser i den avverkningsanmälda skogen: skogsknipprot (S, T, §8) och sankt pers nycklar (§8).</w:t>
+      </w:r>
+    </w:p>
+    <w:p>
+      <w:r>
+        <w:rPr>
+          <w:b/>
+        </w:rPr>
+        <w:t>Skogsknipprot (§8)</w:t>
+      </w:r>
+      <w:r>
+        <w:t xml:space="preserve"> är fridlyst enligt 8§ artskyddsförordningen och typisk art för </w:t>
+      </w:r>
+      <w:r>
+        <w:rPr>
+          <w:i/>
+        </w:rPr>
+        <w:t>9050 Näringsrik granskog</w:t>
+      </w:r>
+      <w:r>
+        <w:t xml:space="preserve"> (SLU Artdatabanken, 2025).</w:t>
+      </w:r>
+    </w:p>
+    <w:p>
+      <w:pPr>
+        <w:pStyle w:val="Heading2"/>
+      </w:pPr>
+      <w:r>
+        <w:t>Övriga naturvårdsarter</w:t>
       </w:r>
     </w:p>
     <w:p>
@@ -255,6 +300,35 @@
       </w:r>
       <w:r>
         <w:t xml:space="preserve"> växer naturligt på frisk till fuktig, näringsrik, mullrik mark, gärna med rörligt, ytnära grundvatten. Asken är mycket viktig för den biologiska mångfalden och den är värd för minst 213 arter i olika organismgrupper, av vilka åtminstone 42 är askspecialister, ytterligare 8 arter förekommer endast på ask och alm. Bland dessa kan nämnas asknätfjäril (EN, §4a), askvårtlav (EN) och askpraktbagge (NT). Det finns en ökad risk att dessa arter försvinner när populationen av ask minskar. Asken är kraftigt drabbad av askskottsjukan, men angripna askar bör inte avverkas eftersom det är så många andra arter knutna till ask, såväl till döda som till levande träd. Eftersom sjukdomen är vindspridd så finns den redan nästan överallt där det finns askar, och till skillnad från almsjukan så förhindrar eller försvårar man inte spridningen genom att ta bort träd. Asken är globalt rödlistad som nära hotad (NT) vilket medför ett internationellt ansvar för arten (SLU Artdatabanken, 2026; IUCN, 2017).</w:t>
+      </w:r>
+    </w:p>
+    <w:p>
+      <w:r>
+        <w:rPr>
+          <w:b/>
+        </w:rPr>
+        <w:t>Gullpudra (NT)</w:t>
+      </w:r>
+      <w:r>
+        <w:t xml:space="preserve"> växer sparsamt främst i källpåverkad sumpskog i södra och mellersta Sverige norrut till Jämtland-Västernorrland. Kommer in på rödlistan för första gången 2025 till följd av en stark minskning (&gt;50%) i Riksskogstaxeringens data. Minskningstakten överstiger gränsvärdet för Starkt hotad (EN) enligt A-kriteriet.  Då minskningen har en stor osäkerhet så nedgraderas rödlistekategorin två steg till Nära hotad. Gullpudra är typisk art för </w:t>
+      </w:r>
+      <w:r>
+        <w:rPr>
+          <w:i/>
+        </w:rPr>
+        <w:t xml:space="preserve">9080 Lövsumpskog, 7160 Källor och källkärr </w:t>
+      </w:r>
+      <w:r>
+        <w:t>och</w:t>
+      </w:r>
+      <w:r>
+        <w:rPr>
+          <w:i/>
+        </w:rPr>
+        <w:t xml:space="preserve"> 7310 Aapamyrar</w:t>
+      </w:r>
+      <w:r>
+        <w:t xml:space="preserve"> (SLU Artdatabanken, 2026).</w:t>
       </w:r>
     </w:p>
     <w:p>
@@ -469,39 +543,6 @@
         <w:pStyle w:val="Heading1"/>
       </w:pPr>
       <w:r>
-        <w:t>Fridlysta arter</w:t>
-      </w:r>
-    </w:p>
-    <w:p>
-      <w:r>
-        <w:t>Följande fridlysta arter har sina livsmiljöer och växtplatser i den avverkningsanmälda skogen: skogsknipprot (S, §8) och sankt pers nycklar (§8).</w:t>
-      </w:r>
-    </w:p>
-    <w:p>
-      <w:r>
-        <w:rPr>
-          <w:b/>
-        </w:rPr>
-        <w:t>Skogsknipprot (§8)</w:t>
-      </w:r>
-      <w:r>
-        <w:t xml:space="preserve"> är fridlyst enligt 8§ artskyddsförordningen och typisk art för </w:t>
-      </w:r>
-      <w:r>
-        <w:rPr>
-          <w:i/>
-        </w:rPr>
-        <w:t>9050 Näringsrik granskog</w:t>
-      </w:r>
-      <w:r>
-        <w:t xml:space="preserve"> (SLU Artdatabanken, 2025).</w:t>
-      </w:r>
-    </w:p>
-    <w:p>
-      <w:pPr>
-        <w:pStyle w:val="Heading1"/>
-      </w:pPr>
-      <w:r>
         <w:t>Certifiering</w:t>
       </w:r>
     </w:p>
@@ -587,7 +628,7 @@
         <w:rPr>
           <w:i/>
         </w:rPr>
-        <w:t>I det avverkningsanmälda skogsområdet har 13 naturvårdsarter varav 3 rödlistade arter sina livsmiljöer och växtplatser.</w:t>
+        <w:t>I det avverkningsanmälda skogsområdet har 14 naturvårdsarter varav 6 rödlistade arter sina livsmiljöer och växtplatser.</w:t>
       </w:r>
     </w:p>
     <w:p>
@@ -792,7 +833,7 @@
 </file>
 
 <file path=word/endnotes.xml><?xml version="1.0" encoding="utf-8"?>
-<w:endnotes xmlns:wpc="http://schemas.microsoft.com/office/word/2010/wordprocessingCanvas" xmlns:cx="http://schemas.microsoft.com/office/drawing/2014/chartex" xmlns:cx1="http://schemas.microsoft.com/office/drawing/2015/9/8/chartex" xmlns:cx2="http://schemas.microsoft.com/office/drawing/2015/10/21/chartex" xmlns:cx3="http://schemas.microsoft.com/office/drawing/2016/5/9/chartex" xmlns:cx4="http://schemas.microsoft.com/office/drawing/2016/5/10/chartex" xmlns:cx5="http://schemas.microsoft.com/office/drawing/2016/5/11/chartex" xmlns:cx6="http://schemas.microsoft.com/office/drawing/2016/5/12/chartex" xmlns:cx7="http://schemas.microsoft.com/office/drawing/2016/5/13/chartex" xmlns:cx8="http://schemas.microsoft.com/office/drawing/2016/5/14/chartex" xmlns:mc="http://schemas.openxmlformats.org/markup-compatibility/2006" xmlns:aink="http://schemas.microsoft.com/office/drawing/2016/ink" xmlns:am3d="http://schemas.microsoft.com/office/drawing/2017/model3d" xmlns:o="urn:schemas-microsoft-com:office:office" xmlns:oel="http://schemas.microsoft.com/office/2019/extlst" xmlns:r="http://schemas.openxmlformats.org/officeDocument/2006/relationships" xmlns:m="http://schemas.openxmlformats.org/officeDocument/2006/math" xmlns:v="urn:schemas-microsoft-com:vml" xmlns:wp14="http://schemas.microsoft.com/office/word/2010/wordprocessingDrawing" xmlns:wp="http://schemas.openxmlformats.org/drawingml/2006/wordprocessingDrawing" xmlns:w10="urn:schemas-microsoft-com:office:word" xmlns:w="http://schemas.openxmlformats.org/wordprocessingml/2006/main" xmlns:w14="http://schemas.microsoft.com/office/word/2010/wordml" xmlns:w15="http://schemas.microsoft.com/office/word/2012/wordml" xmlns:w16cex="http://schemas.microsoft.com/office/word/2018/wordml/cex" xmlns:w16cid="http://schemas.microsoft.com/office/word/2016/wordml/cid" xmlns:w16="http://schemas.microsoft.com/office/word/2018/wordml" xmlns:w16sdtdh="http://schemas.microsoft.com/office/word/2020/wordml/sdtdatahash" xmlns:w16se="http://schemas.microsoft.com/office/word/2015/wordml/symex" xmlns:wpg="http://schemas.microsoft.com/office/word/2010/wordprocessingGroup" xmlns:wpi="http://schemas.microsoft.com/office/word/2010/wordprocessingInk" xmlns:wne="http://schemas.microsoft.com/office/word/2006/wordml" xmlns:wps="http://schemas.microsoft.com/office/word/2010/wordprocessingShape" mc:Ignorable="w14 w15 w16se w16cid w16 w16cex w16sdtdh wp14">
+<w:endnotes xmlns:wpc="http://schemas.microsoft.com/office/word/2010/wordprocessingCanvas" xmlns:cx="http://schemas.microsoft.com/office/drawing/2014/chartex" xmlns:cx1="http://schemas.microsoft.com/office/drawing/2015/9/8/chartex" xmlns:cx2="http://schemas.microsoft.com/office/drawing/2015/10/21/chartex" xmlns:cx3="http://schemas.microsoft.com/office/drawing/2016/5/9/chartex" xmlns:cx4="http://schemas.microsoft.com/office/drawing/2016/5/10/chartex" xmlns:cx5="http://schemas.microsoft.com/office/drawing/2016/5/11/chartex" xmlns:cx6="http://schemas.microsoft.com/office/drawing/2016/5/12/chartex" xmlns:cx7="http://schemas.microsoft.com/office/drawing/2016/5/13/chartex" xmlns:cx8="http://schemas.microsoft.com/office/drawing/2016/5/14/chartex" xmlns:mc="http://schemas.openxmlformats.org/markup-compatibility/2006" xmlns:aink="http://schemas.microsoft.com/office/drawing/2016/ink" xmlns:am3d="http://schemas.microsoft.com/office/drawing/2017/model3d" xmlns:o="urn:schemas-microsoft-com:office:office" xmlns:oel="http://schemas.microsoft.com/office/2019/extlst" xmlns:r="http://schemas.openxmlformats.org/officeDocument/2006/relationships" xmlns:m="http://schemas.openxmlformats.org/officeDocument/2006/math" xmlns:v="urn:schemas-microsoft-com:vml" xmlns:wp14="http://schemas.microsoft.com/office/word/2010/wordprocessingDrawing" xmlns:wp="http://schemas.openxmlformats.org/drawingml/2006/wordprocessingDrawing" xmlns:w10="urn:schemas-microsoft-com:office:word" xmlns:w="http://schemas.openxmlformats.org/wordprocessingml/2006/main" xmlns:w14="http://schemas.microsoft.com/office/word/2010/wordml" xmlns:w15="http://schemas.microsoft.com/office/word/2012/wordml" xmlns:w16cex="http://schemas.microsoft.com/office/word/2018/wordml/cex" xmlns:w16cid="http://schemas.microsoft.com/office/word/2016/wordml/cid" xmlns:w16="http://schemas.microsoft.com/office/word/2018/wordml" xmlns:w16du="http://schemas.microsoft.com/office/word/2023/wordml/word16du" xmlns:w16sdtdh="http://schemas.microsoft.com/office/word/2020/wordml/sdtdatahash" xmlns:w16sdtfl="http://schemas.microsoft.com/office/word/2024/wordml/sdtformatlock" xmlns:w16se="http://schemas.microsoft.com/office/word/2015/wordml/symex" xmlns:wpg="http://schemas.microsoft.com/office/word/2010/wordprocessingGroup" xmlns:wpi="http://schemas.microsoft.com/office/word/2010/wordprocessingInk" xmlns:wne="http://schemas.microsoft.com/office/word/2006/wordml" xmlns:wps="http://schemas.microsoft.com/office/word/2010/wordprocessingShape" mc:Ignorable="w14 w15 w16se w16cid w16 w16cex w16sdtdh w16sdtfl w16du wp14">
   <w:endnote w:type="separator" w:id="-1">
     <w:p>
       <w:pPr>
@@ -817,7 +858,7 @@
 </file>
 
 <file path=word/footer1.xml><?xml version="1.0" encoding="utf-8"?>
-<w:ftr xmlns:wpc="http://schemas.microsoft.com/office/word/2010/wordprocessingCanvas" xmlns:cx="http://schemas.microsoft.com/office/drawing/2014/chartex" xmlns:cx1="http://schemas.microsoft.com/office/drawing/2015/9/8/chartex" xmlns:cx2="http://schemas.microsoft.com/office/drawing/2015/10/21/chartex" xmlns:cx3="http://schemas.microsoft.com/office/drawing/2016/5/9/chartex" xmlns:cx4="http://schemas.microsoft.com/office/drawing/2016/5/10/chartex" xmlns:cx5="http://schemas.microsoft.com/office/drawing/2016/5/11/chartex" xmlns:cx6="http://schemas.microsoft.com/office/drawing/2016/5/12/chartex" xmlns:cx7="http://schemas.microsoft.com/office/drawing/2016/5/13/chartex" xmlns:cx8="http://schemas.microsoft.com/office/drawing/2016/5/14/chartex" xmlns:mc="http://schemas.openxmlformats.org/markup-compatibility/2006" xmlns:aink="http://schemas.microsoft.com/office/drawing/2016/ink" xmlns:am3d="http://schemas.microsoft.com/office/drawing/2017/model3d" xmlns:o="urn:schemas-microsoft-com:office:office" xmlns:oel="http://schemas.microsoft.com/office/2019/extlst" xmlns:r="http://schemas.openxmlformats.org/officeDocument/2006/relationships" xmlns:m="http://schemas.openxmlformats.org/officeDocument/2006/math" xmlns:v="urn:schemas-microsoft-com:vml" xmlns:wp14="http://schemas.microsoft.com/office/word/2010/wordprocessingDrawing" xmlns:wp="http://schemas.openxmlformats.org/drawingml/2006/wordprocessingDrawing" xmlns:w10="urn:schemas-microsoft-com:office:word" xmlns:w="http://schemas.openxmlformats.org/wordprocessingml/2006/main" xmlns:w14="http://schemas.microsoft.com/office/word/2010/wordml" xmlns:w15="http://schemas.microsoft.com/office/word/2012/wordml" xmlns:w16cex="http://schemas.microsoft.com/office/word/2018/wordml/cex" xmlns:w16cid="http://schemas.microsoft.com/office/word/2016/wordml/cid" xmlns:w16="http://schemas.microsoft.com/office/word/2018/wordml" xmlns:w16sdtdh="http://schemas.microsoft.com/office/word/2020/wordml/sdtdatahash" xmlns:w16se="http://schemas.microsoft.com/office/word/2015/wordml/symex" xmlns:wpg="http://schemas.microsoft.com/office/word/2010/wordprocessingGroup" xmlns:wpi="http://schemas.microsoft.com/office/word/2010/wordprocessingInk" xmlns:wne="http://schemas.microsoft.com/office/word/2006/wordml" xmlns:wps="http://schemas.microsoft.com/office/word/2010/wordprocessingShape" mc:Ignorable="w14 w15 w16se w16cid w16 w16cex w16sdtdh wp14">
+<w:ftr xmlns:wpc="http://schemas.microsoft.com/office/word/2010/wordprocessingCanvas" xmlns:cx="http://schemas.microsoft.com/office/drawing/2014/chartex" xmlns:cx1="http://schemas.microsoft.com/office/drawing/2015/9/8/chartex" xmlns:cx2="http://schemas.microsoft.com/office/drawing/2015/10/21/chartex" xmlns:cx3="http://schemas.microsoft.com/office/drawing/2016/5/9/chartex" xmlns:cx4="http://schemas.microsoft.com/office/drawing/2016/5/10/chartex" xmlns:cx5="http://schemas.microsoft.com/office/drawing/2016/5/11/chartex" xmlns:cx6="http://schemas.microsoft.com/office/drawing/2016/5/12/chartex" xmlns:cx7="http://schemas.microsoft.com/office/drawing/2016/5/13/chartex" xmlns:cx8="http://schemas.microsoft.com/office/drawing/2016/5/14/chartex" xmlns:mc="http://schemas.openxmlformats.org/markup-compatibility/2006" xmlns:aink="http://schemas.microsoft.com/office/drawing/2016/ink" xmlns:am3d="http://schemas.microsoft.com/office/drawing/2017/model3d" xmlns:o="urn:schemas-microsoft-com:office:office" xmlns:oel="http://schemas.microsoft.com/office/2019/extlst" xmlns:r="http://schemas.openxmlformats.org/officeDocument/2006/relationships" xmlns:m="http://schemas.openxmlformats.org/officeDocument/2006/math" xmlns:v="urn:schemas-microsoft-com:vml" xmlns:wp14="http://schemas.microsoft.com/office/word/2010/wordprocessingDrawing" xmlns:wp="http://schemas.openxmlformats.org/drawingml/2006/wordprocessingDrawing" xmlns:w10="urn:schemas-microsoft-com:office:word" xmlns:w="http://schemas.openxmlformats.org/wordprocessingml/2006/main" xmlns:w14="http://schemas.microsoft.com/office/word/2010/wordml" xmlns:w15="http://schemas.microsoft.com/office/word/2012/wordml" xmlns:w16cex="http://schemas.microsoft.com/office/word/2018/wordml/cex" xmlns:w16cid="http://schemas.microsoft.com/office/word/2016/wordml/cid" xmlns:w16="http://schemas.microsoft.com/office/word/2018/wordml" xmlns:w16du="http://schemas.microsoft.com/office/word/2023/wordml/word16du" xmlns:w16sdtdh="http://schemas.microsoft.com/office/word/2020/wordml/sdtdatahash" xmlns:w16sdtfl="http://schemas.microsoft.com/office/word/2024/wordml/sdtformatlock" xmlns:w16se="http://schemas.microsoft.com/office/word/2015/wordml/symex" xmlns:wpg="http://schemas.microsoft.com/office/word/2010/wordprocessingGroup" xmlns:wpi="http://schemas.microsoft.com/office/word/2010/wordprocessingInk" xmlns:wne="http://schemas.microsoft.com/office/word/2006/wordml" xmlns:wps="http://schemas.microsoft.com/office/word/2010/wordprocessingShape" mc:Ignorable="w14 w15 w16se w16cid w16 w16cex w16sdtdh w16sdtfl w16du wp14">
   <w:p>
     <w:pPr>
       <w:pStyle w:val="Footer"/>
@@ -827,7 +868,7 @@
 </file>
 
 <file path=word/footer2.xml><?xml version="1.0" encoding="utf-8"?>
-<w:ftr xmlns:wpc="http://schemas.microsoft.com/office/word/2010/wordprocessingCanvas" xmlns:cx="http://schemas.microsoft.com/office/drawing/2014/chartex" xmlns:cx1="http://schemas.microsoft.com/office/drawing/2015/9/8/chartex" xmlns:cx2="http://schemas.microsoft.com/office/drawing/2015/10/21/chartex" xmlns:cx3="http://schemas.microsoft.com/office/drawing/2016/5/9/chartex" xmlns:cx4="http://schemas.microsoft.com/office/drawing/2016/5/10/chartex" xmlns:cx5="http://schemas.microsoft.com/office/drawing/2016/5/11/chartex" xmlns:cx6="http://schemas.microsoft.com/office/drawing/2016/5/12/chartex" xmlns:cx7="http://schemas.microsoft.com/office/drawing/2016/5/13/chartex" xmlns:cx8="http://schemas.microsoft.com/office/drawing/2016/5/14/chartex" xmlns:mc="http://schemas.openxmlformats.org/markup-compatibility/2006" xmlns:aink="http://schemas.microsoft.com/office/drawing/2016/ink" xmlns:am3d="http://schemas.microsoft.com/office/drawing/2017/model3d" xmlns:o="urn:schemas-microsoft-com:office:office" xmlns:oel="http://schemas.microsoft.com/office/2019/extlst" xmlns:r="http://schemas.openxmlformats.org/officeDocument/2006/relationships" xmlns:m="http://schemas.openxmlformats.org/officeDocument/2006/math" xmlns:v="urn:schemas-microsoft-com:vml" xmlns:wp14="http://schemas.microsoft.com/office/word/2010/wordprocessingDrawing" xmlns:wp="http://schemas.openxmlformats.org/drawingml/2006/wordprocessingDrawing" xmlns:w10="urn:schemas-microsoft-com:office:word" xmlns:w="http://schemas.openxmlformats.org/wordprocessingml/2006/main" xmlns:w14="http://schemas.microsoft.com/office/word/2010/wordml" xmlns:w15="http://schemas.microsoft.com/office/word/2012/wordml" xmlns:w16cex="http://schemas.microsoft.com/office/word/2018/wordml/cex" xmlns:w16cid="http://schemas.microsoft.com/office/word/2016/wordml/cid" xmlns:w16="http://schemas.microsoft.com/office/word/2018/wordml" xmlns:w16sdtdh="http://schemas.microsoft.com/office/word/2020/wordml/sdtdatahash" xmlns:w16se="http://schemas.microsoft.com/office/word/2015/wordml/symex" xmlns:wpg="http://schemas.microsoft.com/office/word/2010/wordprocessingGroup" xmlns:wpi="http://schemas.microsoft.com/office/word/2010/wordprocessingInk" xmlns:wne="http://schemas.microsoft.com/office/word/2006/wordml" xmlns:wps="http://schemas.microsoft.com/office/word/2010/wordprocessingShape" mc:Ignorable="w14 w15 w16se w16cid w16 w16cex w16sdtdh wp14">
+<w:ftr xmlns:wpc="http://schemas.microsoft.com/office/word/2010/wordprocessingCanvas" xmlns:cx="http://schemas.microsoft.com/office/drawing/2014/chartex" xmlns:cx1="http://schemas.microsoft.com/office/drawing/2015/9/8/chartex" xmlns:cx2="http://schemas.microsoft.com/office/drawing/2015/10/21/chartex" xmlns:cx3="http://schemas.microsoft.com/office/drawing/2016/5/9/chartex" xmlns:cx4="http://schemas.microsoft.com/office/drawing/2016/5/10/chartex" xmlns:cx5="http://schemas.microsoft.com/office/drawing/2016/5/11/chartex" xmlns:cx6="http://schemas.microsoft.com/office/drawing/2016/5/12/chartex" xmlns:cx7="http://schemas.microsoft.com/office/drawing/2016/5/13/chartex" xmlns:cx8="http://schemas.microsoft.com/office/drawing/2016/5/14/chartex" xmlns:mc="http://schemas.openxmlformats.org/markup-compatibility/2006" xmlns:aink="http://schemas.microsoft.com/office/drawing/2016/ink" xmlns:am3d="http://schemas.microsoft.com/office/drawing/2017/model3d" xmlns:o="urn:schemas-microsoft-com:office:office" xmlns:oel="http://schemas.microsoft.com/office/2019/extlst" xmlns:r="http://schemas.openxmlformats.org/officeDocument/2006/relationships" xmlns:m="http://schemas.openxmlformats.org/officeDocument/2006/math" xmlns:v="urn:schemas-microsoft-com:vml" xmlns:wp14="http://schemas.microsoft.com/office/word/2010/wordprocessingDrawing" xmlns:wp="http://schemas.openxmlformats.org/drawingml/2006/wordprocessingDrawing" xmlns:w10="urn:schemas-microsoft-com:office:word" xmlns:w="http://schemas.openxmlformats.org/wordprocessingml/2006/main" xmlns:w14="http://schemas.microsoft.com/office/word/2010/wordml" xmlns:w15="http://schemas.microsoft.com/office/word/2012/wordml" xmlns:w16cex="http://schemas.microsoft.com/office/word/2018/wordml/cex" xmlns:w16cid="http://schemas.microsoft.com/office/word/2016/wordml/cid" xmlns:w16="http://schemas.microsoft.com/office/word/2018/wordml" xmlns:w16du="http://schemas.microsoft.com/office/word/2023/wordml/word16du" xmlns:w16sdtdh="http://schemas.microsoft.com/office/word/2020/wordml/sdtdatahash" xmlns:w16sdtfl="http://schemas.microsoft.com/office/word/2024/wordml/sdtformatlock" xmlns:w16se="http://schemas.microsoft.com/office/word/2015/wordml/symex" xmlns:wpg="http://schemas.microsoft.com/office/word/2010/wordprocessingGroup" xmlns:wpi="http://schemas.microsoft.com/office/word/2010/wordprocessingInk" xmlns:wne="http://schemas.microsoft.com/office/word/2006/wordml" xmlns:wps="http://schemas.microsoft.com/office/word/2010/wordprocessingShape" mc:Ignorable="w14 w15 w16se w16cid w16 w16cex w16sdtdh w16sdtfl w16du wp14">
   <w:p>
     <w:pPr>
       <w:pStyle w:val="Footer"/>
@@ -837,7 +878,7 @@
 </file>
 
 <file path=word/footer3.xml><?xml version="1.0" encoding="utf-8"?>
-<w:ftr xmlns:wpc="http://schemas.microsoft.com/office/word/2010/wordprocessingCanvas" xmlns:cx="http://schemas.microsoft.com/office/drawing/2014/chartex" xmlns:cx1="http://schemas.microsoft.com/office/drawing/2015/9/8/chartex" xmlns:cx2="http://schemas.microsoft.com/office/drawing/2015/10/21/chartex" xmlns:cx3="http://schemas.microsoft.com/office/drawing/2016/5/9/chartex" xmlns:cx4="http://schemas.microsoft.com/office/drawing/2016/5/10/chartex" xmlns:cx5="http://schemas.microsoft.com/office/drawing/2016/5/11/chartex" xmlns:cx6="http://schemas.microsoft.com/office/drawing/2016/5/12/chartex" xmlns:cx7="http://schemas.microsoft.com/office/drawing/2016/5/13/chartex" xmlns:cx8="http://schemas.microsoft.com/office/drawing/2016/5/14/chartex" xmlns:mc="http://schemas.openxmlformats.org/markup-compatibility/2006" xmlns:aink="http://schemas.microsoft.com/office/drawing/2016/ink" xmlns:am3d="http://schemas.microsoft.com/office/drawing/2017/model3d" xmlns:o="urn:schemas-microsoft-com:office:office" xmlns:oel="http://schemas.microsoft.com/office/2019/extlst" xmlns:r="http://schemas.openxmlformats.org/officeDocument/2006/relationships" xmlns:m="http://schemas.openxmlformats.org/officeDocument/2006/math" xmlns:v="urn:schemas-microsoft-com:vml" xmlns:wp14="http://schemas.microsoft.com/office/word/2010/wordprocessingDrawing" xmlns:wp="http://schemas.openxmlformats.org/drawingml/2006/wordprocessingDrawing" xmlns:w10="urn:schemas-microsoft-com:office:word" xmlns:w="http://schemas.openxmlformats.org/wordprocessingml/2006/main" xmlns:w14="http://schemas.microsoft.com/office/word/2010/wordml" xmlns:w15="http://schemas.microsoft.com/office/word/2012/wordml" xmlns:w16cex="http://schemas.microsoft.com/office/word/2018/wordml/cex" xmlns:w16cid="http://schemas.microsoft.com/office/word/2016/wordml/cid" xmlns:w16="http://schemas.microsoft.com/office/word/2018/wordml" xmlns:w16sdtdh="http://schemas.microsoft.com/office/word/2020/wordml/sdtdatahash" xmlns:w16se="http://schemas.microsoft.com/office/word/2015/wordml/symex" xmlns:wpg="http://schemas.microsoft.com/office/word/2010/wordprocessingGroup" xmlns:wpi="http://schemas.microsoft.com/office/word/2010/wordprocessingInk" xmlns:wne="http://schemas.microsoft.com/office/word/2006/wordml" xmlns:wps="http://schemas.microsoft.com/office/word/2010/wordprocessingShape" mc:Ignorable="w14 w15 w16se w16cid w16 w16cex w16sdtdh wp14">
+<w:ftr xmlns:wpc="http://schemas.microsoft.com/office/word/2010/wordprocessingCanvas" xmlns:cx="http://schemas.microsoft.com/office/drawing/2014/chartex" xmlns:cx1="http://schemas.microsoft.com/office/drawing/2015/9/8/chartex" xmlns:cx2="http://schemas.microsoft.com/office/drawing/2015/10/21/chartex" xmlns:cx3="http://schemas.microsoft.com/office/drawing/2016/5/9/chartex" xmlns:cx4="http://schemas.microsoft.com/office/drawing/2016/5/10/chartex" xmlns:cx5="http://schemas.microsoft.com/office/drawing/2016/5/11/chartex" xmlns:cx6="http://schemas.microsoft.com/office/drawing/2016/5/12/chartex" xmlns:cx7="http://schemas.microsoft.com/office/drawing/2016/5/13/chartex" xmlns:cx8="http://schemas.microsoft.com/office/drawing/2016/5/14/chartex" xmlns:mc="http://schemas.openxmlformats.org/markup-compatibility/2006" xmlns:aink="http://schemas.microsoft.com/office/drawing/2016/ink" xmlns:am3d="http://schemas.microsoft.com/office/drawing/2017/model3d" xmlns:o="urn:schemas-microsoft-com:office:office" xmlns:oel="http://schemas.microsoft.com/office/2019/extlst" xmlns:r="http://schemas.openxmlformats.org/officeDocument/2006/relationships" xmlns:m="http://schemas.openxmlformats.org/officeDocument/2006/math" xmlns:v="urn:schemas-microsoft-com:vml" xmlns:wp14="http://schemas.microsoft.com/office/word/2010/wordprocessingDrawing" xmlns:wp="http://schemas.openxmlformats.org/drawingml/2006/wordprocessingDrawing" xmlns:w10="urn:schemas-microsoft-com:office:word" xmlns:w="http://schemas.openxmlformats.org/wordprocessingml/2006/main" xmlns:w14="http://schemas.microsoft.com/office/word/2010/wordml" xmlns:w15="http://schemas.microsoft.com/office/word/2012/wordml" xmlns:w16cex="http://schemas.microsoft.com/office/word/2018/wordml/cex" xmlns:w16cid="http://schemas.microsoft.com/office/word/2016/wordml/cid" xmlns:w16="http://schemas.microsoft.com/office/word/2018/wordml" xmlns:w16du="http://schemas.microsoft.com/office/word/2023/wordml/word16du" xmlns:w16sdtdh="http://schemas.microsoft.com/office/word/2020/wordml/sdtdatahash" xmlns:w16sdtfl="http://schemas.microsoft.com/office/word/2024/wordml/sdtformatlock" xmlns:w16se="http://schemas.microsoft.com/office/word/2015/wordml/symex" xmlns:wpg="http://schemas.microsoft.com/office/word/2010/wordprocessingGroup" xmlns:wpi="http://schemas.microsoft.com/office/word/2010/wordprocessingInk" xmlns:wne="http://schemas.microsoft.com/office/word/2006/wordml" xmlns:wps="http://schemas.microsoft.com/office/word/2010/wordprocessingShape" mc:Ignorable="w14 w15 w16se w16cid w16 w16cex w16sdtdh w16sdtfl w16du wp14">
   <w:p>
     <w:pPr>
       <w:pStyle w:val="Footer"/>
@@ -847,7 +888,7 @@
 </file>
 
 <file path=word/footnotes.xml><?xml version="1.0" encoding="utf-8"?>
-<w:footnotes xmlns:wpc="http://schemas.microsoft.com/office/word/2010/wordprocessingCanvas" xmlns:cx="http://schemas.microsoft.com/office/drawing/2014/chartex" xmlns:cx1="http://schemas.microsoft.com/office/drawing/2015/9/8/chartex" xmlns:cx2="http://schemas.microsoft.com/office/drawing/2015/10/21/chartex" xmlns:cx3="http://schemas.microsoft.com/office/drawing/2016/5/9/chartex" xmlns:cx4="http://schemas.microsoft.com/office/drawing/2016/5/10/chartex" xmlns:cx5="http://schemas.microsoft.com/office/drawing/2016/5/11/chartex" xmlns:cx6="http://schemas.microsoft.com/office/drawing/2016/5/12/chartex" xmlns:cx7="http://schemas.microsoft.com/office/drawing/2016/5/13/chartex" xmlns:cx8="http://schemas.microsoft.com/office/drawing/2016/5/14/chartex" xmlns:mc="http://schemas.openxmlformats.org/markup-compatibility/2006" xmlns:aink="http://schemas.microsoft.com/office/drawing/2016/ink" xmlns:am3d="http://schemas.microsoft.com/office/drawing/2017/model3d" xmlns:o="urn:schemas-microsoft-com:office:office" xmlns:oel="http://schemas.microsoft.com/office/2019/extlst" xmlns:r="http://schemas.openxmlformats.org/officeDocument/2006/relationships" xmlns:m="http://schemas.openxmlformats.org/officeDocument/2006/math" xmlns:v="urn:schemas-microsoft-com:vml" xmlns:wp14="http://schemas.microsoft.com/office/word/2010/wordprocessingDrawing" xmlns:wp="http://schemas.openxmlformats.org/drawingml/2006/wordprocessingDrawing" xmlns:w10="urn:schemas-microsoft-com:office:word" xmlns:w="http://schemas.openxmlformats.org/wordprocessingml/2006/main" xmlns:w14="http://schemas.microsoft.com/office/word/2010/wordml" xmlns:w15="http://schemas.microsoft.com/office/word/2012/wordml" xmlns:w16cex="http://schemas.microsoft.com/office/word/2018/wordml/cex" xmlns:w16cid="http://schemas.microsoft.com/office/word/2016/wordml/cid" xmlns:w16="http://schemas.microsoft.com/office/word/2018/wordml" xmlns:w16sdtdh="http://schemas.microsoft.com/office/word/2020/wordml/sdtdatahash" xmlns:w16se="http://schemas.microsoft.com/office/word/2015/wordml/symex" xmlns:wpg="http://schemas.microsoft.com/office/word/2010/wordprocessingGroup" xmlns:wpi="http://schemas.microsoft.com/office/word/2010/wordprocessingInk" xmlns:wne="http://schemas.microsoft.com/office/word/2006/wordml" xmlns:wps="http://schemas.microsoft.com/office/word/2010/wordprocessingShape" mc:Ignorable="w14 w15 w16se w16cid w16 w16cex w16sdtdh wp14">
+<w:footnotes xmlns:wpc="http://schemas.microsoft.com/office/word/2010/wordprocessingCanvas" xmlns:cx="http://schemas.microsoft.com/office/drawing/2014/chartex" xmlns:cx1="http://schemas.microsoft.com/office/drawing/2015/9/8/chartex" xmlns:cx2="http://schemas.microsoft.com/office/drawing/2015/10/21/chartex" xmlns:cx3="http://schemas.microsoft.com/office/drawing/2016/5/9/chartex" xmlns:cx4="http://schemas.microsoft.com/office/drawing/2016/5/10/chartex" xmlns:cx5="http://schemas.microsoft.com/office/drawing/2016/5/11/chartex" xmlns:cx6="http://schemas.microsoft.com/office/drawing/2016/5/12/chartex" xmlns:cx7="http://schemas.microsoft.com/office/drawing/2016/5/13/chartex" xmlns:cx8="http://schemas.microsoft.com/office/drawing/2016/5/14/chartex" xmlns:mc="http://schemas.openxmlformats.org/markup-compatibility/2006" xmlns:aink="http://schemas.microsoft.com/office/drawing/2016/ink" xmlns:am3d="http://schemas.microsoft.com/office/drawing/2017/model3d" xmlns:o="urn:schemas-microsoft-com:office:office" xmlns:oel="http://schemas.microsoft.com/office/2019/extlst" xmlns:r="http://schemas.openxmlformats.org/officeDocument/2006/relationships" xmlns:m="http://schemas.openxmlformats.org/officeDocument/2006/math" xmlns:v="urn:schemas-microsoft-com:vml" xmlns:wp14="http://schemas.microsoft.com/office/word/2010/wordprocessingDrawing" xmlns:wp="http://schemas.openxmlformats.org/drawingml/2006/wordprocessingDrawing" xmlns:w10="urn:schemas-microsoft-com:office:word" xmlns:w="http://schemas.openxmlformats.org/wordprocessingml/2006/main" xmlns:w14="http://schemas.microsoft.com/office/word/2010/wordml" xmlns:w15="http://schemas.microsoft.com/office/word/2012/wordml" xmlns:w16cex="http://schemas.microsoft.com/office/word/2018/wordml/cex" xmlns:w16cid="http://schemas.microsoft.com/office/word/2016/wordml/cid" xmlns:w16="http://schemas.microsoft.com/office/word/2018/wordml" xmlns:w16du="http://schemas.microsoft.com/office/word/2023/wordml/word16du" xmlns:w16sdtdh="http://schemas.microsoft.com/office/word/2020/wordml/sdtdatahash" xmlns:w16sdtfl="http://schemas.microsoft.com/office/word/2024/wordml/sdtformatlock" xmlns:w16se="http://schemas.microsoft.com/office/word/2015/wordml/symex" xmlns:wpg="http://schemas.microsoft.com/office/word/2010/wordprocessingGroup" xmlns:wpi="http://schemas.microsoft.com/office/word/2010/wordprocessingInk" xmlns:wne="http://schemas.microsoft.com/office/word/2006/wordml" xmlns:wps="http://schemas.microsoft.com/office/word/2010/wordprocessingShape" mc:Ignorable="w14 w15 w16se w16cid w16 w16cex w16sdtdh w16sdtfl w16du wp14">
   <w:footnote w:type="separator" w:id="-1">
     <w:p>
       <w:pPr>
@@ -872,7 +913,7 @@
 </file>
 
 <file path=word/header1.xml><?xml version="1.0" encoding="utf-8"?>
-<w:hdr xmlns:wpc="http://schemas.microsoft.com/office/word/2010/wordprocessingCanvas" xmlns:cx="http://schemas.microsoft.com/office/drawing/2014/chartex" xmlns:cx1="http://schemas.microsoft.com/office/drawing/2015/9/8/chartex" xmlns:cx2="http://schemas.microsoft.com/office/drawing/2015/10/21/chartex" xmlns:cx3="http://schemas.microsoft.com/office/drawing/2016/5/9/chartex" xmlns:cx4="http://schemas.microsoft.com/office/drawing/2016/5/10/chartex" xmlns:cx5="http://schemas.microsoft.com/office/drawing/2016/5/11/chartex" xmlns:cx6="http://schemas.microsoft.com/office/drawing/2016/5/12/chartex" xmlns:cx7="http://schemas.microsoft.com/office/drawing/2016/5/13/chartex" xmlns:cx8="http://schemas.microsoft.com/office/drawing/2016/5/14/chartex" xmlns:mc="http://schemas.openxmlformats.org/markup-compatibility/2006" xmlns:aink="http://schemas.microsoft.com/office/drawing/2016/ink" xmlns:am3d="http://schemas.microsoft.com/office/drawing/2017/model3d" xmlns:o="urn:schemas-microsoft-com:office:office" xmlns:oel="http://schemas.microsoft.com/office/2019/extlst" xmlns:r="http://schemas.openxmlformats.org/officeDocument/2006/relationships" xmlns:m="http://schemas.openxmlformats.org/officeDocument/2006/math" xmlns:v="urn:schemas-microsoft-com:vml" xmlns:wp14="http://schemas.microsoft.com/office/word/2010/wordprocessingDrawing" xmlns:wp="http://schemas.openxmlformats.org/drawingml/2006/wordprocessingDrawing" xmlns:w10="urn:schemas-microsoft-com:office:word" xmlns:w="http://schemas.openxmlformats.org/wordprocessingml/2006/main" xmlns:w14="http://schemas.microsoft.com/office/word/2010/wordml" xmlns:w15="http://schemas.microsoft.com/office/word/2012/wordml" xmlns:w16cex="http://schemas.microsoft.com/office/word/2018/wordml/cex" xmlns:w16cid="http://schemas.microsoft.com/office/word/2016/wordml/cid" xmlns:w16="http://schemas.microsoft.com/office/word/2018/wordml" xmlns:w16sdtdh="http://schemas.microsoft.com/office/word/2020/wordml/sdtdatahash" xmlns:w16se="http://schemas.microsoft.com/office/word/2015/wordml/symex" xmlns:wpg="http://schemas.microsoft.com/office/word/2010/wordprocessingGroup" xmlns:wpi="http://schemas.microsoft.com/office/word/2010/wordprocessingInk" xmlns:wne="http://schemas.microsoft.com/office/word/2006/wordml" xmlns:wps="http://schemas.microsoft.com/office/word/2010/wordprocessingShape" mc:Ignorable="w14 w15 w16se w16cid w16 w16cex w16sdtdh wp14">
+<w:hdr xmlns:wpc="http://schemas.microsoft.com/office/word/2010/wordprocessingCanvas" xmlns:cx="http://schemas.microsoft.com/office/drawing/2014/chartex" xmlns:cx1="http://schemas.microsoft.com/office/drawing/2015/9/8/chartex" xmlns:cx2="http://schemas.microsoft.com/office/drawing/2015/10/21/chartex" xmlns:cx3="http://schemas.microsoft.com/office/drawing/2016/5/9/chartex" xmlns:cx4="http://schemas.microsoft.com/office/drawing/2016/5/10/chartex" xmlns:cx5="http://schemas.microsoft.com/office/drawing/2016/5/11/chartex" xmlns:cx6="http://schemas.microsoft.com/office/drawing/2016/5/12/chartex" xmlns:cx7="http://schemas.microsoft.com/office/drawing/2016/5/13/chartex" xmlns:cx8="http://schemas.microsoft.com/office/drawing/2016/5/14/chartex" xmlns:mc="http://schemas.openxmlformats.org/markup-compatibility/2006" xmlns:aink="http://schemas.microsoft.com/office/drawing/2016/ink" xmlns:am3d="http://schemas.microsoft.com/office/drawing/2017/model3d" xmlns:o="urn:schemas-microsoft-com:office:office" xmlns:oel="http://schemas.microsoft.com/office/2019/extlst" xmlns:r="http://schemas.openxmlformats.org/officeDocument/2006/relationships" xmlns:m="http://schemas.openxmlformats.org/officeDocument/2006/math" xmlns:v="urn:schemas-microsoft-com:vml" xmlns:wp14="http://schemas.microsoft.com/office/word/2010/wordprocessingDrawing" xmlns:wp="http://schemas.openxmlformats.org/drawingml/2006/wordprocessingDrawing" xmlns:w10="urn:schemas-microsoft-com:office:word" xmlns:w="http://schemas.openxmlformats.org/wordprocessingml/2006/main" xmlns:w14="http://schemas.microsoft.com/office/word/2010/wordml" xmlns:w15="http://schemas.microsoft.com/office/word/2012/wordml" xmlns:w16cex="http://schemas.microsoft.com/office/word/2018/wordml/cex" xmlns:w16cid="http://schemas.microsoft.com/office/word/2016/wordml/cid" xmlns:w16="http://schemas.microsoft.com/office/word/2018/wordml" xmlns:w16du="http://schemas.microsoft.com/office/word/2023/wordml/word16du" xmlns:w16sdtdh="http://schemas.microsoft.com/office/word/2020/wordml/sdtdatahash" xmlns:w16sdtfl="http://schemas.microsoft.com/office/word/2024/wordml/sdtformatlock" xmlns:w16se="http://schemas.microsoft.com/office/word/2015/wordml/symex" xmlns:wpg="http://schemas.microsoft.com/office/word/2010/wordprocessingGroup" xmlns:wpi="http://schemas.microsoft.com/office/word/2010/wordprocessingInk" xmlns:wne="http://schemas.microsoft.com/office/word/2006/wordml" xmlns:wps="http://schemas.microsoft.com/office/word/2010/wordprocessingShape" mc:Ignorable="w14 w15 w16se w16cid w16 w16cex w16sdtdh w16sdtfl w16du wp14">
   <w:p>
     <w:pPr>
       <w:pStyle w:val="Header"/>
@@ -882,7 +923,7 @@
 </file>
 
 <file path=word/header2.xml><?xml version="1.0" encoding="utf-8"?>
-<w:hdr xmlns:wpc="http://schemas.microsoft.com/office/word/2010/wordprocessingCanvas" xmlns:cx="http://schemas.microsoft.com/office/drawing/2014/chartex" xmlns:cx1="http://schemas.microsoft.com/office/drawing/2015/9/8/chartex" xmlns:cx2="http://schemas.microsoft.com/office/drawing/2015/10/21/chartex" xmlns:cx3="http://schemas.microsoft.com/office/drawing/2016/5/9/chartex" xmlns:cx4="http://schemas.microsoft.com/office/drawing/2016/5/10/chartex" xmlns:cx5="http://schemas.microsoft.com/office/drawing/2016/5/11/chartex" xmlns:cx6="http://schemas.microsoft.com/office/drawing/2016/5/12/chartex" xmlns:cx7="http://schemas.microsoft.com/office/drawing/2016/5/13/chartex" xmlns:cx8="http://schemas.microsoft.com/office/drawing/2016/5/14/chartex" xmlns:mc="http://schemas.openxmlformats.org/markup-compatibility/2006" xmlns:aink="http://schemas.microsoft.com/office/drawing/2016/ink" xmlns:am3d="http://schemas.microsoft.com/office/drawing/2017/model3d" xmlns:o="urn:schemas-microsoft-com:office:office" xmlns:oel="http://schemas.microsoft.com/office/2019/extlst" xmlns:r="http://schemas.openxmlformats.org/officeDocument/2006/relationships" xmlns:m="http://schemas.openxmlformats.org/officeDocument/2006/math" xmlns:v="urn:schemas-microsoft-com:vml" xmlns:wp14="http://schemas.microsoft.com/office/word/2010/wordprocessingDrawing" xmlns:wp="http://schemas.openxmlformats.org/drawingml/2006/wordprocessingDrawing" xmlns:w10="urn:schemas-microsoft-com:office:word" xmlns:w="http://schemas.openxmlformats.org/wordprocessingml/2006/main" xmlns:w14="http://schemas.microsoft.com/office/word/2010/wordml" xmlns:w15="http://schemas.microsoft.com/office/word/2012/wordml" xmlns:w16cex="http://schemas.microsoft.com/office/word/2018/wordml/cex" xmlns:w16cid="http://schemas.microsoft.com/office/word/2016/wordml/cid" xmlns:w16="http://schemas.microsoft.com/office/word/2018/wordml" xmlns:w16sdtdh="http://schemas.microsoft.com/office/word/2020/wordml/sdtdatahash" xmlns:w16se="http://schemas.microsoft.com/office/word/2015/wordml/symex" xmlns:wpg="http://schemas.microsoft.com/office/word/2010/wordprocessingGroup" xmlns:wpi="http://schemas.microsoft.com/office/word/2010/wordprocessingInk" xmlns:wne="http://schemas.microsoft.com/office/word/2006/wordml" xmlns:wps="http://schemas.microsoft.com/office/word/2010/wordprocessingShape" mc:Ignorable="w14 w15 w16se w16cid w16 w16cex w16sdtdh wp14">
+<w:hdr xmlns:wpc="http://schemas.microsoft.com/office/word/2010/wordprocessingCanvas" xmlns:cx="http://schemas.microsoft.com/office/drawing/2014/chartex" xmlns:cx1="http://schemas.microsoft.com/office/drawing/2015/9/8/chartex" xmlns:cx2="http://schemas.microsoft.com/office/drawing/2015/10/21/chartex" xmlns:cx3="http://schemas.microsoft.com/office/drawing/2016/5/9/chartex" xmlns:cx4="http://schemas.microsoft.com/office/drawing/2016/5/10/chartex" xmlns:cx5="http://schemas.microsoft.com/office/drawing/2016/5/11/chartex" xmlns:cx6="http://schemas.microsoft.com/office/drawing/2016/5/12/chartex" xmlns:cx7="http://schemas.microsoft.com/office/drawing/2016/5/13/chartex" xmlns:cx8="http://schemas.microsoft.com/office/drawing/2016/5/14/chartex" xmlns:mc="http://schemas.openxmlformats.org/markup-compatibility/2006" xmlns:aink="http://schemas.microsoft.com/office/drawing/2016/ink" xmlns:am3d="http://schemas.microsoft.com/office/drawing/2017/model3d" xmlns:o="urn:schemas-microsoft-com:office:office" xmlns:oel="http://schemas.microsoft.com/office/2019/extlst" xmlns:r="http://schemas.openxmlformats.org/officeDocument/2006/relationships" xmlns:m="http://schemas.openxmlformats.org/officeDocument/2006/math" xmlns:v="urn:schemas-microsoft-com:vml" xmlns:wp14="http://schemas.microsoft.com/office/word/2010/wordprocessingDrawing" xmlns:wp="http://schemas.openxmlformats.org/drawingml/2006/wordprocessingDrawing" xmlns:w10="urn:schemas-microsoft-com:office:word" xmlns:w="http://schemas.openxmlformats.org/wordprocessingml/2006/main" xmlns:w14="http://schemas.microsoft.com/office/word/2010/wordml" xmlns:w15="http://schemas.microsoft.com/office/word/2012/wordml" xmlns:w16cex="http://schemas.microsoft.com/office/word/2018/wordml/cex" xmlns:w16cid="http://schemas.microsoft.com/office/word/2016/wordml/cid" xmlns:w16="http://schemas.microsoft.com/office/word/2018/wordml" xmlns:w16du="http://schemas.microsoft.com/office/word/2023/wordml/word16du" xmlns:w16sdtdh="http://schemas.microsoft.com/office/word/2020/wordml/sdtdatahash" xmlns:w16sdtfl="http://schemas.microsoft.com/office/word/2024/wordml/sdtformatlock" xmlns:w16se="http://schemas.microsoft.com/office/word/2015/wordml/symex" xmlns:wpg="http://schemas.microsoft.com/office/word/2010/wordprocessingGroup" xmlns:wpi="http://schemas.microsoft.com/office/word/2010/wordprocessingInk" xmlns:wne="http://schemas.microsoft.com/office/word/2006/wordml" xmlns:wps="http://schemas.microsoft.com/office/word/2010/wordprocessingShape" mc:Ignorable="w14 w15 w16se w16cid w16 w16cex w16sdtdh w16sdtfl w16du wp14">
   <w:p>
     <w:pPr>
       <w:pStyle w:val="Header"/>
@@ -893,7 +934,7 @@
 </file>
 
 <file path=word/header3.xml><?xml version="1.0" encoding="utf-8"?>
-<w:hdr xmlns:wpc="http://schemas.microsoft.com/office/word/2010/wordprocessingCanvas" xmlns:cx="http://schemas.microsoft.com/office/drawing/2014/chartex" xmlns:cx1="http://schemas.microsoft.com/office/drawing/2015/9/8/chartex" xmlns:cx2="http://schemas.microsoft.com/office/drawing/2015/10/21/chartex" xmlns:cx3="http://schemas.microsoft.com/office/drawing/2016/5/9/chartex" xmlns:cx4="http://schemas.microsoft.com/office/drawing/2016/5/10/chartex" xmlns:cx5="http://schemas.microsoft.com/office/drawing/2016/5/11/chartex" xmlns:cx6="http://schemas.microsoft.com/office/drawing/2016/5/12/chartex" xmlns:cx7="http://schemas.microsoft.com/office/drawing/2016/5/13/chartex" xmlns:cx8="http://schemas.microsoft.com/office/drawing/2016/5/14/chartex" xmlns:mc="http://schemas.openxmlformats.org/markup-compatibility/2006" xmlns:aink="http://schemas.microsoft.com/office/drawing/2016/ink" xmlns:am3d="http://schemas.microsoft.com/office/drawing/2017/model3d" xmlns:o="urn:schemas-microsoft-com:office:office" xmlns:oel="http://schemas.microsoft.com/office/2019/extlst" xmlns:r="http://schemas.openxmlformats.org/officeDocument/2006/relationships" xmlns:m="http://schemas.openxmlformats.org/officeDocument/2006/math" xmlns:v="urn:schemas-microsoft-com:vml" xmlns:wp14="http://schemas.microsoft.com/office/word/2010/wordprocessingDrawing" xmlns:wp="http://schemas.openxmlformats.org/drawingml/2006/wordprocessingDrawing" xmlns:w10="urn:schemas-microsoft-com:office:word" xmlns:w="http://schemas.openxmlformats.org/wordprocessingml/2006/main" xmlns:w14="http://schemas.microsoft.com/office/word/2010/wordml" xmlns:w15="http://schemas.microsoft.com/office/word/2012/wordml" xmlns:w16cex="http://schemas.microsoft.com/office/word/2018/wordml/cex" xmlns:w16cid="http://schemas.microsoft.com/office/word/2016/wordml/cid" xmlns:w16="http://schemas.microsoft.com/office/word/2018/wordml" xmlns:w16sdtdh="http://schemas.microsoft.com/office/word/2020/wordml/sdtdatahash" xmlns:w16se="http://schemas.microsoft.com/office/word/2015/wordml/symex" xmlns:wpg="http://schemas.microsoft.com/office/word/2010/wordprocessingGroup" xmlns:wpi="http://schemas.microsoft.com/office/word/2010/wordprocessingInk" xmlns:wne="http://schemas.microsoft.com/office/word/2006/wordml" xmlns:wps="http://schemas.microsoft.com/office/word/2010/wordprocessingShape" mc:Ignorable="w14 w15 w16se w16cid w16 w16cex w16sdtdh wp14">
+<w:hdr xmlns:wpc="http://schemas.microsoft.com/office/word/2010/wordprocessingCanvas" xmlns:cx="http://schemas.microsoft.com/office/drawing/2014/chartex" xmlns:cx1="http://schemas.microsoft.com/office/drawing/2015/9/8/chartex" xmlns:cx2="http://schemas.microsoft.com/office/drawing/2015/10/21/chartex" xmlns:cx3="http://schemas.microsoft.com/office/drawing/2016/5/9/chartex" xmlns:cx4="http://schemas.microsoft.com/office/drawing/2016/5/10/chartex" xmlns:cx5="http://schemas.microsoft.com/office/drawing/2016/5/11/chartex" xmlns:cx6="http://schemas.microsoft.com/office/drawing/2016/5/12/chartex" xmlns:cx7="http://schemas.microsoft.com/office/drawing/2016/5/13/chartex" xmlns:cx8="http://schemas.microsoft.com/office/drawing/2016/5/14/chartex" xmlns:mc="http://schemas.openxmlformats.org/markup-compatibility/2006" xmlns:aink="http://schemas.microsoft.com/office/drawing/2016/ink" xmlns:am3d="http://schemas.microsoft.com/office/drawing/2017/model3d" xmlns:o="urn:schemas-microsoft-com:office:office" xmlns:oel="http://schemas.microsoft.com/office/2019/extlst" xmlns:r="http://schemas.openxmlformats.org/officeDocument/2006/relationships" xmlns:m="http://schemas.openxmlformats.org/officeDocument/2006/math" xmlns:v="urn:schemas-microsoft-com:vml" xmlns:wp14="http://schemas.microsoft.com/office/word/2010/wordprocessingDrawing" xmlns:wp="http://schemas.openxmlformats.org/drawingml/2006/wordprocessingDrawing" xmlns:w10="urn:schemas-microsoft-com:office:word" xmlns:w="http://schemas.openxmlformats.org/wordprocessingml/2006/main" xmlns:w14="http://schemas.microsoft.com/office/word/2010/wordml" xmlns:w15="http://schemas.microsoft.com/office/word/2012/wordml" xmlns:w16cex="http://schemas.microsoft.com/office/word/2018/wordml/cex" xmlns:w16cid="http://schemas.microsoft.com/office/word/2016/wordml/cid" xmlns:w16="http://schemas.microsoft.com/office/word/2018/wordml" xmlns:w16du="http://schemas.microsoft.com/office/word/2023/wordml/word16du" xmlns:w16sdtdh="http://schemas.microsoft.com/office/word/2020/wordml/sdtdatahash" xmlns:w16sdtfl="http://schemas.microsoft.com/office/word/2024/wordml/sdtformatlock" xmlns:w16se="http://schemas.microsoft.com/office/word/2015/wordml/symex" xmlns:wpg="http://schemas.microsoft.com/office/word/2010/wordprocessingGroup" xmlns:wpi="http://schemas.microsoft.com/office/word/2010/wordprocessingInk" xmlns:wne="http://schemas.microsoft.com/office/word/2006/wordml" xmlns:wps="http://schemas.microsoft.com/office/word/2010/wordprocessingShape" mc:Ignorable="w14 w15 w16se w16cid w16 w16cex w16sdtdh w16sdtfl w16du wp14">
   <w:p>
     <w:pPr>
       <w:pStyle w:val="Header"/>
@@ -902,7 +943,7 @@
     <w:r>
       <w:tab/>
       <w:tab/>
-      <w:t>2026-06-17</w:t>
+      <w:t>2026-06-18</w:t>
       <w:br/>
       <w:br/>
     </w:r>
@@ -919,7 +960,7 @@
 </file>
 
 <file path=word/numbering.xml><?xml version="1.0" encoding="utf-8"?>
-<w:numbering xmlns:wpc="http://schemas.microsoft.com/office/word/2010/wordprocessingCanvas" xmlns:cx="http://schemas.microsoft.com/office/drawing/2014/chartex" xmlns:cx1="http://schemas.microsoft.com/office/drawing/2015/9/8/chartex" xmlns:cx2="http://schemas.microsoft.com/office/drawing/2015/10/21/chartex" xmlns:cx3="http://schemas.microsoft.com/office/drawing/2016/5/9/chartex" xmlns:cx4="http://schemas.microsoft.com/office/drawing/2016/5/10/chartex" xmlns:cx5="http://schemas.microsoft.com/office/drawing/2016/5/11/chartex" xmlns:cx6="http://schemas.microsoft.com/office/drawing/2016/5/12/chartex" xmlns:cx7="http://schemas.microsoft.com/office/drawing/2016/5/13/chartex" xmlns:cx8="http://schemas.microsoft.com/office/drawing/2016/5/14/chartex" xmlns:mc="http://schemas.openxmlformats.org/markup-compatibility/2006" xmlns:aink="http://schemas.microsoft.com/office/drawing/2016/ink" xmlns:am3d="http://schemas.microsoft.com/office/drawing/2017/model3d" xmlns:o="urn:schemas-microsoft-com:office:office" xmlns:oel="http://schemas.microsoft.com/office/2019/extlst" xmlns:r="http://schemas.openxmlformats.org/officeDocument/2006/relationships" xmlns:m="http://schemas.openxmlformats.org/officeDocument/2006/math" xmlns:v="urn:schemas-microsoft-com:vml" xmlns:wp14="http://schemas.microsoft.com/office/word/2010/wordprocessingDrawing" xmlns:wp="http://schemas.openxmlformats.org/drawingml/2006/wordprocessingDrawing" xmlns:w10="urn:schemas-microsoft-com:office:word" xmlns:w="http://schemas.openxmlformats.org/wordprocessingml/2006/main" xmlns:w14="http://schemas.microsoft.com/office/word/2010/wordml" xmlns:w15="http://schemas.microsoft.com/office/word/2012/wordml" xmlns:w16cex="http://schemas.microsoft.com/office/word/2018/wordml/cex" xmlns:w16cid="http://schemas.microsoft.com/office/word/2016/wordml/cid" xmlns:w16="http://schemas.microsoft.com/office/word/2018/wordml" xmlns:w16sdtdh="http://schemas.microsoft.com/office/word/2020/wordml/sdtdatahash" xmlns:w16se="http://schemas.microsoft.com/office/word/2015/wordml/symex" xmlns:wpg="http://schemas.microsoft.com/office/word/2010/wordprocessingGroup" xmlns:wpi="http://schemas.microsoft.com/office/word/2010/wordprocessingInk" xmlns:wne="http://schemas.microsoft.com/office/word/2006/wordml" xmlns:wps="http://schemas.microsoft.com/office/word/2010/wordprocessingShape" mc:Ignorable="w14 w15 w16se w16cid w16 w16cex w16sdtdh wp14">
+<w:numbering xmlns:wpc="http://schemas.microsoft.com/office/word/2010/wordprocessingCanvas" xmlns:cx="http://schemas.microsoft.com/office/drawing/2014/chartex" xmlns:cx1="http://schemas.microsoft.com/office/drawing/2015/9/8/chartex" xmlns:cx2="http://schemas.microsoft.com/office/drawing/2015/10/21/chartex" xmlns:cx3="http://schemas.microsoft.com/office/drawing/2016/5/9/chartex" xmlns:cx4="http://schemas.microsoft.com/office/drawing/2016/5/10/chartex" xmlns:cx5="http://schemas.microsoft.com/office/drawing/2016/5/11/chartex" xmlns:cx6="http://schemas.microsoft.com/office/drawing/2016/5/12/chartex" xmlns:cx7="http://schemas.microsoft.com/office/drawing/2016/5/13/chartex" xmlns:cx8="http://schemas.microsoft.com/office/drawing/2016/5/14/chartex" xmlns:mc="http://schemas.openxmlformats.org/markup-compatibility/2006" xmlns:aink="http://schemas.microsoft.com/office/drawing/2016/ink" xmlns:am3d="http://schemas.microsoft.com/office/drawing/2017/model3d" xmlns:o="urn:schemas-microsoft-com:office:office" xmlns:oel="http://schemas.microsoft.com/office/2019/extlst" xmlns:r="http://schemas.openxmlformats.org/officeDocument/2006/relationships" xmlns:m="http://schemas.openxmlformats.org/officeDocument/2006/math" xmlns:v="urn:schemas-microsoft-com:vml" xmlns:wp14="http://schemas.microsoft.com/office/word/2010/wordprocessingDrawing" xmlns:wp="http://schemas.openxmlformats.org/drawingml/2006/wordprocessingDrawing" xmlns:w10="urn:schemas-microsoft-com:office:word" xmlns:w="http://schemas.openxmlformats.org/wordprocessingml/2006/main" xmlns:w14="http://schemas.microsoft.com/office/word/2010/wordml" xmlns:w15="http://schemas.microsoft.com/office/word/2012/wordml" xmlns:w16cex="http://schemas.microsoft.com/office/word/2018/wordml/cex" xmlns:w16cid="http://schemas.microsoft.com/office/word/2016/wordml/cid" xmlns:w16="http://schemas.microsoft.com/office/word/2018/wordml" xmlns:w16du="http://schemas.microsoft.com/office/word/2023/wordml/word16du" xmlns:w16sdtdh="http://schemas.microsoft.com/office/word/2020/wordml/sdtdatahash" xmlns:w16sdtfl="http://schemas.microsoft.com/office/word/2024/wordml/sdtformatlock" xmlns:w16se="http://schemas.microsoft.com/office/word/2015/wordml/symex" xmlns:wpg="http://schemas.microsoft.com/office/word/2010/wordprocessingGroup" xmlns:wpi="http://schemas.microsoft.com/office/word/2010/wordprocessingInk" xmlns:wne="http://schemas.microsoft.com/office/word/2006/wordml" xmlns:wps="http://schemas.microsoft.com/office/word/2010/wordprocessingShape" mc:Ignorable="w14 w15 w16se w16cid w16 w16cex w16sdtdh w16sdtfl w16du wp14">
   <w:abstractNum w:abstractNumId="0" w15:restartNumberingAfterBreak="0">
     <w:nsid w:val="FFFFFF7C"/>
     <w:multiLevelType w:val="singleLevel"/>
@@ -1122,7 +1163,7 @@
 </file>
 
 <file path=word/styles.xml><?xml version="1.0" encoding="utf-8"?>
-<w:styles xmlns:mc="http://schemas.openxmlformats.org/markup-compatibility/2006" xmlns:r="http://schemas.openxmlformats.org/officeDocument/2006/relationships" xmlns:w="http://schemas.openxmlformats.org/wordprocessingml/2006/main" xmlns:w14="http://schemas.microsoft.com/office/word/2010/wordml" xmlns:w15="http://schemas.microsoft.com/office/word/2012/wordml" xmlns:w16cex="http://schemas.microsoft.com/office/word/2018/wordml/cex" xmlns:w16cid="http://schemas.microsoft.com/office/word/2016/wordml/cid" xmlns:w16="http://schemas.microsoft.com/office/word/2018/wordml" xmlns:w16sdtdh="http://schemas.microsoft.com/office/word/2020/wordml/sdtdatahash" xmlns:w16se="http://schemas.microsoft.com/office/word/2015/wordml/symex" mc:Ignorable="w14 w15 w16se w16cid w16 w16cex w16sdtdh">
+<w:styles xmlns:mc="http://schemas.openxmlformats.org/markup-compatibility/2006" xmlns:r="http://schemas.openxmlformats.org/officeDocument/2006/relationships" xmlns:w="http://schemas.openxmlformats.org/wordprocessingml/2006/main" xmlns:w14="http://schemas.microsoft.com/office/word/2010/wordml" xmlns:w15="http://schemas.microsoft.com/office/word/2012/wordml" xmlns:w16cex="http://schemas.microsoft.com/office/word/2018/wordml/cex" xmlns:w16cid="http://schemas.microsoft.com/office/word/2016/wordml/cid" xmlns:w16="http://schemas.microsoft.com/office/word/2018/wordml" xmlns:w16du="http://schemas.microsoft.com/office/word/2023/wordml/word16du" xmlns:w16sdtdh="http://schemas.microsoft.com/office/word/2020/wordml/sdtdatahash" xmlns:w16sdtfl="http://schemas.microsoft.com/office/word/2024/wordml/sdtformatlock" xmlns:w16se="http://schemas.microsoft.com/office/word/2015/wordml/symex" mc:Ignorable="w14 w15 w16se w16cid w16 w16cex w16sdtdh w16sdtfl w16du">
   <w:docDefaults>
     <w:rPrDefault>
       <w:rPr>
@@ -1880,7 +1921,7 @@
     <w:link w:val="TitleChar"/>
     <w:uiPriority w:val="10"/>
     <w:qFormat/>
-    <w:rsid w:val="007106C8"/>
+    <w:rsid w:val="00E854FA"/>
     <w:pPr>
       <w:spacing w:after="300" w:line="240" w:lineRule="auto"/>
       <w:contextualSpacing/>
@@ -1890,7 +1931,7 @@
       <w:rFonts w:eastAsiaTheme="majorEastAsia" w:cstheme="majorBidi"/>
       <w:spacing w:val="5"/>
       <w:kern w:val="28"/>
-      <w:sz w:val="52"/>
+      <w:sz w:val="40"/>
       <w:szCs w:val="52"/>
       <w:lang w:val="sv-SE" w:eastAsia="en-US" w:bidi="ar-SA"/>
     </w:rPr>
@@ -1900,12 +1941,12 @@
     <w:basedOn w:val="DefaultParagraphFont"/>
     <w:link w:val="Title"/>
     <w:uiPriority w:val="10"/>
-    <w:rsid w:val="007106C8"/>
+    <w:rsid w:val="00E854FA"/>
     <w:rPr>
       <w:rFonts w:ascii="Times New Roman" w:eastAsiaTheme="majorEastAsia" w:hAnsi="Times New Roman" w:cstheme="majorBidi"/>
       <w:spacing w:val="5"/>
       <w:kern w:val="28"/>
-      <w:sz w:val="52"/>
+      <w:sz w:val="40"/>
       <w:szCs w:val="52"/>
       <w:lang w:val="sv-SE" w:eastAsia="en-US" w:bidi="ar-SA"/>
     </w:rPr>

--- a/klagomål/A 25062-2026 FSC-klagomål.docx
+++ b/klagomål/A 25062-2026 FSC-klagomål.docx
@@ -943,7 +943,7 @@
     <w:r>
       <w:tab/>
       <w:tab/>
-      <w:t>2026-06-18</w:t>
+      <w:t>2026-06-19</w:t>
       <w:br/>
       <w:br/>
     </w:r>

--- a/klagomål/A 25062-2026 FSC-klagomål.docx
+++ b/klagomål/A 25062-2026 FSC-klagomål.docx
@@ -943,7 +943,7 @@
     <w:r>
       <w:tab/>
       <w:tab/>
-      <w:t>2026-06-19</w:t>
+      <w:t>2026-06-20</w:t>
       <w:br/>
       <w:br/>
     </w:r>

--- a/klagomål/A 25062-2026 FSC-klagomål.docx
+++ b/klagomål/A 25062-2026 FSC-klagomål.docx
@@ -168,38 +168,7 @@
     </w:p>
     <w:p>
       <w:r>
-        <w:t>Detta dokument behandlar höga naturvärden i avverkningsanmälan A 25062-2026 i Svedala kommun som inkom 2026-06-01 och omfattar 3,3 ha.</w:t>
-      </w:r>
-    </w:p>
-    <w:p>
-      <w:r>
-        <w:t>Nedan presenteras fynd av naturvårdsarter och fridlysta arter som gjorts i det avverkningsanmälda området, samt relevanta utdrag ur standarderna för FSC, Chain of Custody, Controlled Wood och PEFC.</w:t>
-      </w:r>
-    </w:p>
-    <w:p>
-      <w:r>
-        <w:t>Vi förväntar oss att ni återkommer med ett skriftligt svar på vårt klagomål och även beskriver vilka korrigerande åtgärder ni satt in för att rätta till identifierade brister i er efterlevnad av den svenska FSC standarden.</w:t>
-      </w:r>
-    </w:p>
-    <w:p>
-      <w:pPr>
-        <w:pStyle w:val="Heading1"/>
-      </w:pPr>
-      <w:r>
-        <w:t>Naturvårdsarter</w:t>
-      </w:r>
-    </w:p>
-    <w:p>
-      <w:r>
-        <w:t>I avverkningsanmälan har följande 14 naturvårdsarter hittats: ask (EN), lundäxing (EN), gullpudra (NT, T), skogsveronika (NT, T), sårläka (NT, T), vårärt (NT, T), hässleklocka (S, T), lundvårlök (S, T), myskmadra (S, T), rutbläcksvamp (S), skogsknipprot (S, T, §8), stor häxört (S), tibast (S, T) och sankt pers nycklar (§8). Av dessa är 6 rödlistade. För rödlistade arter har rödlistekategorin angivits inom parentes. Arter som är signalarter enligt Skogsstyrelsen har markerats med (S). Typiska arter inom Natura 2000 som är kopplade till skogsekosystem har markerats med (T). För fridlysta arter anges även paragrafen i Artskyddsförordningen som arten är fridlyst enligt.</w:t>
-      </w:r>
-    </w:p>
-    <w:p>
-      <w:r>
-        <w:t>De påträffade naturvårdsarterna är ett tydligt kvitto på att det rör sig om en skog med höga naturvärden.</w:t>
-      </w:r>
-      <w:r>
-        <w:t xml:space="preserve"> I Figur 1 visas fyndplatser för naturvårdsarter i området, som finns registrerade på Artportalen.</w:t>
+        <w:t>Detta klagomål behandlar höga naturvärden i avverkningsanmälan A 25062-2026 i Svedala kommun som inkom 2026-06-01 och omfattar 3,3 ha.</w:t>
       </w:r>
     </w:p>
     <w:p>
@@ -209,7 +178,7 @@
       <w:r>
         <w:drawing>
           <wp:inline xmlns:a="http://schemas.openxmlformats.org/drawingml/2006/main" xmlns:pic="http://schemas.openxmlformats.org/drawingml/2006/picture">
-            <wp:extent cx="5337659" cy="5688000"/>
+            <wp:extent cx="5371441" cy="5724000"/>
             <wp:docPr id="1" name="Picture 1"/>
             <wp:cNvGraphicFramePr>
               <a:graphicFrameLocks noChangeAspect="1"/>
@@ -230,7 +199,7 @@
                   <pic:spPr>
                     <a:xfrm>
                       <a:off x="0" y="0"/>
-                      <a:ext cx="5337659" cy="5688000"/>
+                      <a:ext cx="5371441" cy="5724000"/>
                     </a:xfrm>
                     <a:prstGeom prst="rect"/>
                   </pic:spPr>
@@ -247,48 +216,35 @@
         <w:spacing w:after="240"/>
       </w:pPr>
       <w:r>
-        <w:t>Figur 1. Fyndplatser för naturvårdsarter i avverkningsanmälan (röd linje). Markörer utan svart kant är placerade på fyndplatsen. Markörer med svart kant är placerade vid sidan av fyndplatsen och har ett svart streck som visar fyndplatsens exakta position. Kartans mittpunktskoordinat är N 6149969, E 398757 i SWEREF 99 TM.</w:t>
+        <w:t>Figur 1. Fyndplatser för naturvårdsarter i avverkningsanmälan. Markörer utan svart kant är placerade på fyndplatsen. Markörer med svart kant är placerade vid sidan av fyndplatsen har ett svart streck som visar fyndplatsens exakta position. Kartans mittpunktskoordinat är N 6149969, E 398757 i SWEREF 99 TM.</w:t>
+      </w:r>
+    </w:p>
+    <w:p>
+      <w:r>
+        <w:t>I avverkningsanmälan finns fynd av 14 naturvårdsarter, varav 6 är rödlistade, 2 är fridlysta, 9 är typiska (T) och 7 är signalarter (S): ask (EN), lundäxing (EN), gullpudra (NT, T), skogsveronika (NT, T), sårläka (NT, T), vårärt (NT, T), hässleklocka (S, T), lundvårlök (S, T), myskmadra (S, T), rutbläcksvamp (S), skogsknipprot (S, T, §8), stor häxört (S), tibast (S, T) och sankt pers nycklar (§8). Se Figur 1.</w:t>
+      </w:r>
+    </w:p>
+    <w:p>
+      <w:r>
+        <w:t>Nedan presenteras relevanta utdrag ur standarderna för FSC, Chain of Custody, Controlled Wood och PEFC.</w:t>
+      </w:r>
+    </w:p>
+    <w:p>
+      <w:r>
+        <w:t>Vi förväntar oss att ni återkommer med ett skriftligt svar på vårt klagomål och även beskriver vilka korrigerande åtgärder ni satt in för att rätta till identifierade brister i er efterlevnad av den svenska FSC standarden.</w:t>
       </w:r>
     </w:p>
     <w:p>
       <w:pPr>
-        <w:pStyle w:val="Heading2"/>
+        <w:pStyle w:val="Heading1"/>
       </w:pPr>
       <w:r>
-        <w:t>Fridlysta arter</w:t>
+        <w:t>Naturvårdsarter och fridlysta arter</w:t>
       </w:r>
     </w:p>
     <w:p>
       <w:r>
-        <w:t>Följande fridlysta arter har sina livsmiljöer och växtplatser i den avverkningsanmälda skogen: skogsknipprot (S, T, §8) och sankt pers nycklar (§8).</w:t>
-      </w:r>
-    </w:p>
-    <w:p>
-      <w:r>
-        <w:rPr>
-          <w:b/>
-        </w:rPr>
-        <w:t>Skogsknipprot (§8)</w:t>
-      </w:r>
-      <w:r>
-        <w:t xml:space="preserve"> är fridlyst enligt 8§ artskyddsförordningen och typisk art för </w:t>
-      </w:r>
-      <w:r>
-        <w:rPr>
-          <w:i/>
-        </w:rPr>
-        <w:t>9050 Näringsrik granskog</w:t>
-      </w:r>
-      <w:r>
-        <w:t xml:space="preserve"> (SLU Artdatabanken, 2025).</w:t>
-      </w:r>
-    </w:p>
-    <w:p>
-      <w:pPr>
-        <w:pStyle w:val="Heading2"/>
-      </w:pPr>
-      <w:r>
-        <w:t>Övriga naturvårdsarter</w:t>
+        <w:t>Nedan följer beskrivningar av de naturvårdsarter och fridlysta arter som har sina livsmiljöer och växtplatser i den avverkningsanmälda skogen. De påträffade naturvårdsarterna är ett tydligt kvitto på att det rör sig om en skog med höga naturvärden.</w:t>
       </w:r>
     </w:p>
     <w:p>
@@ -300,6 +256,17 @@
       </w:r>
       <w:r>
         <w:t xml:space="preserve"> växer naturligt på frisk till fuktig, näringsrik, mullrik mark, gärna med rörligt, ytnära grundvatten. Asken är mycket viktig för den biologiska mångfalden och den är värd för minst 213 arter i olika organismgrupper, av vilka åtminstone 42 är askspecialister, ytterligare 8 arter förekommer endast på ask och alm. Bland dessa kan nämnas asknätfjäril (EN, §4a), askvårtlav (EN) och askpraktbagge (NT). Det finns en ökad risk att dessa arter försvinner när populationen av ask minskar. Asken är kraftigt drabbad av askskottsjukan, men angripna askar bör inte avverkas eftersom det är så många andra arter knutna till ask, såväl till döda som till levande träd. Eftersom sjukdomen är vindspridd så finns den redan nästan överallt där det finns askar, och till skillnad från almsjukan så förhindrar eller försvårar man inte spridningen genom att ta bort träd. Asken är globalt rödlistad som nära hotad (NT) vilket medför ett internationellt ansvar för arten (SLU Artdatabanken, 2026; IUCN, 2017).</w:t>
+      </w:r>
+    </w:p>
+    <w:p>
+      <w:r>
+        <w:rPr>
+          <w:b/>
+        </w:rPr>
+        <w:t>Lundäxing (EN)</w:t>
+      </w:r>
+      <w:r>
+        <w:t xml:space="preserve"> är en starkt hotad art som förekommer naturligt i friska ädellövskogar, främst bokskogar, i Skåne och Halland. I resten av landet hittas den i parkmiljöer, äldre trädgårdar och sekundärt i lövskog. Lundäxingen har minskat kraftigt, sannolikt till följd av avverkning av ädellövskogar. Detta har lett till habitatförlust när lövskogarna ersatts med barrträdsplanteringar. Förekomster bör tas hänsyn till genom bevarande och återskapande av ädellövskogar (SLU Artdatabanken, 2026).</w:t>
       </w:r>
     </w:p>
     <w:p>
@@ -329,6 +296,84 @@
       </w:r>
       <w:r>
         <w:t xml:space="preserve"> (SLU Artdatabanken, 2026).</w:t>
+      </w:r>
+    </w:p>
+    <w:p>
+      <w:r>
+        <w:rPr>
+          <w:b/>
+        </w:rPr>
+        <w:t xml:space="preserve">Skogsveronika (NT) </w:t>
+      </w:r>
+      <w:r>
+        <w:t xml:space="preserve">visar på genuina, rika ädellövskogar som under långa perioder varit trädbevuxna och länge bibehållit hög mark- och luftfuktighet. Samtliga förekomster indikerar exklusiva miljöer med höga naturvärden. Skogsveronika är typisk art för </w:t>
+      </w:r>
+      <w:r>
+        <w:rPr>
+          <w:i/>
+        </w:rPr>
+        <w:t>9130 Näringsrik bokskog</w:t>
+      </w:r>
+      <w:r>
+        <w:t xml:space="preserve"> (Nitare &amp; Skogsstyrelsen, 2019).</w:t>
+      </w:r>
+    </w:p>
+    <w:p>
+      <w:r>
+        <w:rPr>
+          <w:b/>
+        </w:rPr>
+        <w:t>Sårläka (NT)</w:t>
+      </w:r>
+      <w:r>
+        <w:t xml:space="preserve"> växer på mullrik mark i skuggiga eller halvskuggiga lövskogar och lundar men också i örtrika kalkbarrskogar. Arten ingår i en exklusiv lundflora som bara uppträder i de allra rikaste kalkbarrskogarna söder om den biologiska norrlandsgränsen. I ädellövskogar och lundar är den också knuten till områden med en mycket rik mångfald av naturvårdsarter. Enligt Riksskogstaxeringens data förefaller den ha minskat kraftigt (&gt;50%) vilket troligen kan förklaras av det storskaliga skogsbruket med kalhyggen. Sårläka är typisk art för </w:t>
+      </w:r>
+      <w:r>
+        <w:rPr>
+          <w:i/>
+        </w:rPr>
+        <w:t xml:space="preserve">9050 Näringsrik granskog, 9020 Nordlig ädellövskog, 9130 Näringsrik bokskog </w:t>
+      </w:r>
+      <w:r>
+        <w:t xml:space="preserve">och </w:t>
+      </w:r>
+      <w:r>
+        <w:rPr>
+          <w:i/>
+        </w:rPr>
+        <w:t>9160 Näringsrik ekskog</w:t>
+      </w:r>
+      <w:r>
+        <w:t xml:space="preserve"> samt värdväxt för den rödlistade fjärilen sårläkeplattmal (NT) (SLU Artdatabanken, 2026; Nitare &amp; Skogsstyrelsen, 2019).</w:t>
+      </w:r>
+    </w:p>
+    <w:p>
+      <w:r>
+        <w:rPr>
+          <w:b/>
+        </w:rPr>
+        <w:t>Vårärt (NT)</w:t>
+      </w:r>
+      <w:r>
+        <w:t xml:space="preserve"> är en kalkgynnad mullväxt som är knuten till rik lundartad vegetation och har sin huvudsakliga förekomst i sydliga kalklövskogar, lövängen och hässlen. Den har även viktiga förekomster av reliktkaraktär i örtrika kalkgranskogar på frisk eller något fuktig mark i mellersta Sverige. Vårärt är en extra betydelsefull signalart i boreala och boreonemorala kalkgranskogar, då dessa förekomster nu är starkt fragmenterade och troligen visar på en flertusenårig ekologisk kontinuitet där spridning och etablering kan ha skett under postglaciala värmetiden. Arten tål inte dagens storskaliga skogsbruksmetoder och den kommer in på rödlistan för första gången 2025 till följd av en kraftig minskning (&gt;50%) i Riksskogstaxeringens data. Vårärt är typisk art för </w:t>
+      </w:r>
+      <w:r>
+        <w:rPr>
+          <w:i/>
+        </w:rPr>
+        <w:t xml:space="preserve">9050 Näringsrik granskog, 9020 Nordlig ädellövskog, 9160 Näringsrik ekskog </w:t>
+      </w:r>
+      <w:r>
+        <w:t xml:space="preserve">och </w:t>
+      </w:r>
+      <w:r>
+        <w:rPr>
+          <w:i/>
+        </w:rPr>
+        <w:t>9180 Ädellövskog i branter</w:t>
+      </w:r>
+      <w:r>
+        <w:t xml:space="preserve"> (Nitare &amp; Skogsstyrelsen, 2019; SLU Artdatabanken, 2026).</w:t>
       </w:r>
     </w:p>
     <w:p>
@@ -394,17 +439,6 @@
         <w:rPr>
           <w:b/>
         </w:rPr>
-        <w:t>Lundäxing (EN)</w:t>
-      </w:r>
-      <w:r>
-        <w:t xml:space="preserve"> är en starkt hotad art som förekommer naturligt i friska ädellövskogar, främst bokskogar, i Skåne och Halland. I resten av landet hittas den i parkmiljöer, äldre trädgårdar och sekundärt i lövskog. Lundäxingen har minskat kraftigt, sannolikt till följd av avverkning av ädellövskogar. Detta har lett till habitatförlust när lövskogarna ersatts med barrträdsplanteringar. Förekomster bör tas hänsyn till genom bevarande och återskapande av ädellövskogar (SLU Artdatabanken, 2026).</w:t>
-      </w:r>
-    </w:p>
-    <w:p>
-      <w:r>
-        <w:rPr>
-          <w:b/>
-        </w:rPr>
         <w:t xml:space="preserve">Myskmadra </w:t>
       </w:r>
       <w:r>
@@ -445,48 +479,19 @@
         <w:rPr>
           <w:b/>
         </w:rPr>
-        <w:t xml:space="preserve">Skogsveronika (NT) </w:t>
+        <w:t>Skogsknipprot (§8)</w:t>
       </w:r>
       <w:r>
-        <w:t xml:space="preserve">visar på genuina, rika ädellövskogar som under långa perioder varit trädbevuxna och länge bibehållit hög mark- och luftfuktighet. Samtliga förekomster indikerar exklusiva miljöer med höga naturvärden. Skogsveronika är typisk art för </w:t>
+        <w:t xml:space="preserve"> är fridlyst enligt 8§ artskyddsförordningen och typisk art för </w:t>
       </w:r>
       <w:r>
         <w:rPr>
           <w:i/>
         </w:rPr>
-        <w:t>9130 Näringsrik bokskog</w:t>
+        <w:t>9050 Näringsrik granskog</w:t>
       </w:r>
       <w:r>
-        <w:t xml:space="preserve"> (Nitare &amp; Skogsstyrelsen, 2019).</w:t>
-      </w:r>
-    </w:p>
-    <w:p>
-      <w:r>
-        <w:rPr>
-          <w:b/>
-        </w:rPr>
-        <w:t>Sårläka (NT)</w:t>
-      </w:r>
-      <w:r>
-        <w:t xml:space="preserve"> växer på mullrik mark i skuggiga eller halvskuggiga lövskogar och lundar men också i örtrika kalkbarrskogar. Arten ingår i en exklusiv lundflora som bara uppträder i de allra rikaste kalkbarrskogarna söder om den biologiska norrlandsgränsen. I ädellövskogar och lundar är den också knuten till områden med en mycket rik mångfald av naturvårdsarter. Enligt Riksskogstaxeringens data förefaller den ha minskat kraftigt (&gt;50%) vilket troligen kan förklaras av det storskaliga skogsbruket med kalhyggen. Sårläka är typisk art för </w:t>
-      </w:r>
-      <w:r>
-        <w:rPr>
-          <w:i/>
-        </w:rPr>
-        <w:t xml:space="preserve">9050 Näringsrik granskog, 9020 Nordlig ädellövskog, 9130 Näringsrik bokskog </w:t>
-      </w:r>
-      <w:r>
-        <w:t xml:space="preserve">och </w:t>
-      </w:r>
-      <w:r>
-        <w:rPr>
-          <w:i/>
-        </w:rPr>
-        <w:t>9160 Näringsrik ekskog</w:t>
-      </w:r>
-      <w:r>
-        <w:t xml:space="preserve"> samt värdväxt för den rödlistade fjärilen sårläkeplattmal (NT) (SLU Artdatabanken, 2026; Nitare &amp; Skogsstyrelsen, 2019).</w:t>
+        <w:t xml:space="preserve"> (SLU Artdatabanken, 2025).</w:t>
       </w:r>
     </w:p>
     <w:p>
@@ -507,35 +512,6 @@
       </w:r>
       <w:r>
         <w:t xml:space="preserve"> och värdväxt för de två fjärilsarterna större tibastmal och brun tibastmal (CR) (SLU Artdatabanken, 2024; Nitare &amp; Skogsstyrelsen, 2019).</w:t>
-      </w:r>
-    </w:p>
-    <w:p>
-      <w:r>
-        <w:rPr>
-          <w:b/>
-        </w:rPr>
-        <w:t>Vårärt (NT)</w:t>
-      </w:r>
-      <w:r>
-        <w:t xml:space="preserve"> är en kalkgynnad mullväxt som är knuten till rik lundartad vegetation och har sin huvudsakliga förekomst i sydliga kalklövskogar, lövängen och hässlen. Den har även viktiga förekomster av reliktkaraktär i örtrika kalkgranskogar på frisk eller något fuktig mark i mellersta Sverige. Vårärt är en extra betydelsefull signalart i boreala och boreonemorala kalkgranskogar, då dessa förekomster nu är starkt fragmenterade och troligen visar på en flertusenårig ekologisk kontinuitet där spridning och etablering kan ha skett under postglaciala värmetiden. Arten tål inte dagens storskaliga skogsbruksmetoder och den kommer in på rödlistan för första gången 2025 till följd av en kraftig minskning (&gt;50%) i Riksskogstaxeringens data. Vårärt är typisk art för </w:t>
-      </w:r>
-      <w:r>
-        <w:rPr>
-          <w:i/>
-        </w:rPr>
-        <w:t xml:space="preserve">9050 Näringsrik granskog, 9020 Nordlig ädellövskog, 9160 Näringsrik ekskog </w:t>
-      </w:r>
-      <w:r>
-        <w:t xml:space="preserve">och </w:t>
-      </w:r>
-      <w:r>
-        <w:rPr>
-          <w:i/>
-        </w:rPr>
-        <w:t>9180 Ädellövskog i branter</w:t>
-      </w:r>
-      <w:r>
-        <w:t xml:space="preserve"> (Nitare &amp; Skogsstyrelsen, 2019; SLU Artdatabanken, 2026).</w:t>
       </w:r>
     </w:p>
     <w:p>
@@ -943,7 +919,7 @@
     <w:r>
       <w:tab/>
       <w:tab/>
-      <w:t>2026-06-20</w:t>
+      <w:t>2026-06-21</w:t>
       <w:br/>
       <w:br/>
     </w:r>

--- a/klagomål/A 25062-2026 FSC-klagomål.docx
+++ b/klagomål/A 25062-2026 FSC-klagomål.docx
@@ -919,7 +919,7 @@
     <w:r>
       <w:tab/>
       <w:tab/>
-      <w:t>2026-06-21</w:t>
+      <w:t>2026-06-22</w:t>
       <w:br/>
       <w:br/>
     </w:r>

--- a/klagomål/A 25062-2026 FSC-klagomål.docx
+++ b/klagomål/A 25062-2026 FSC-klagomål.docx
@@ -919,7 +919,7 @@
     <w:r>
       <w:tab/>
       <w:tab/>
-      <w:t>2026-06-22</w:t>
+      <w:t>2026-06-23</w:t>
       <w:br/>
       <w:br/>
     </w:r>

--- a/klagomål/A 25062-2026 FSC-klagomål.docx
+++ b/klagomål/A 25062-2026 FSC-klagomål.docx
@@ -919,7 +919,7 @@
     <w:r>
       <w:tab/>
       <w:tab/>
-      <w:t>2026-06-23</w:t>
+      <w:t>2026-06-24</w:t>
       <w:br/>
       <w:br/>
     </w:r>

--- a/klagomål/A 25062-2026 FSC-klagomål.docx
+++ b/klagomål/A 25062-2026 FSC-klagomål.docx
@@ -919,7 +919,7 @@
     <w:r>
       <w:tab/>
       <w:tab/>
-      <w:t>2026-06-24</w:t>
+      <w:t>2026-06-25</w:t>
       <w:br/>
       <w:br/>
     </w:r>

--- a/klagomål/A 25062-2026 FSC-klagomål.docx
+++ b/klagomål/A 25062-2026 FSC-klagomål.docx
@@ -919,7 +919,7 @@
     <w:r>
       <w:tab/>
       <w:tab/>
-      <w:t>2026-06-25</w:t>
+      <w:t>2026-06-26</w:t>
       <w:br/>
       <w:br/>
     </w:r>

--- a/klagomål/A 25062-2026 FSC-klagomål.docx
+++ b/klagomål/A 25062-2026 FSC-klagomål.docx
@@ -919,7 +919,7 @@
     <w:r>
       <w:tab/>
       <w:tab/>
-      <w:t>2026-06-26</w:t>
+      <w:t>2026-06-27</w:t>
       <w:br/>
       <w:br/>
     </w:r>

--- a/klagomål/A 25062-2026 FSC-klagomål.docx
+++ b/klagomål/A 25062-2026 FSC-klagomål.docx
@@ -919,7 +919,7 @@
     <w:r>
       <w:tab/>
       <w:tab/>
-      <w:t>2026-06-27</w:t>
+      <w:t>2026-06-28</w:t>
       <w:br/>
       <w:br/>
     </w:r>

--- a/klagomål/A 25062-2026 FSC-klagomål.docx
+++ b/klagomål/A 25062-2026 FSC-klagomål.docx
@@ -919,7 +919,7 @@
     <w:r>
       <w:tab/>
       <w:tab/>
-      <w:t>2026-06-28</w:t>
+      <w:t>2026-06-29</w:t>
       <w:br/>
       <w:br/>
     </w:r>

--- a/klagomål/A 25062-2026 FSC-klagomål.docx
+++ b/klagomål/A 25062-2026 FSC-klagomål.docx
@@ -919,7 +919,7 @@
     <w:r>
       <w:tab/>
       <w:tab/>
-      <w:t>2026-06-29</w:t>
+      <w:t>2026-06-30</w:t>
       <w:br/>
       <w:br/>
     </w:r>

--- a/klagomål/A 25062-2026 FSC-klagomål.docx
+++ b/klagomål/A 25062-2026 FSC-klagomål.docx
@@ -919,7 +919,7 @@
     <w:r>
       <w:tab/>
       <w:tab/>
-      <w:t>2026-06-30</w:t>
+      <w:t>2026-07-01</w:t>
       <w:br/>
       <w:br/>
     </w:r>

--- a/klagomål/A 25062-2026 FSC-klagomål.docx
+++ b/klagomål/A 25062-2026 FSC-klagomål.docx
@@ -919,7 +919,7 @@
     <w:r>
       <w:tab/>
       <w:tab/>
-      <w:t>2026-07-01</w:t>
+      <w:t>2026-07-02</w:t>
       <w:br/>
       <w:br/>
     </w:r>

--- a/klagomål/A 25062-2026 FSC-klagomål.docx
+++ b/klagomål/A 25062-2026 FSC-klagomål.docx
@@ -919,7 +919,7 @@
     <w:r>
       <w:tab/>
       <w:tab/>
-      <w:t>2026-07-13</w:t>
+      <w:t>2026-07-14</w:t>
       <w:br/>
       <w:br/>
     </w:r>

--- a/klagomål/A 25062-2026 FSC-klagomål.docx
+++ b/klagomål/A 25062-2026 FSC-klagomål.docx
@@ -919,7 +919,7 @@
     <w:r>
       <w:tab/>
       <w:tab/>
-      <w:t>2026-07-14</w:t>
+      <w:t>2026-07-15</w:t>
       <w:br/>
       <w:br/>
     </w:r>

--- a/klagomål/A 25062-2026 FSC-klagomål.docx
+++ b/klagomål/A 25062-2026 FSC-klagomål.docx
@@ -919,7 +919,7 @@
     <w:r>
       <w:tab/>
       <w:tab/>
-      <w:t>2026-07-15</w:t>
+      <w:t>2026-07-16</w:t>
       <w:br/>
       <w:br/>
     </w:r>

--- a/klagomål/A 25062-2026 FSC-klagomål.docx
+++ b/klagomål/A 25062-2026 FSC-klagomål.docx
@@ -919,7 +919,7 @@
     <w:r>
       <w:tab/>
       <w:tab/>
-      <w:t>2026-07-16</w:t>
+      <w:t>2026-07-17</w:t>
       <w:br/>
       <w:br/>
     </w:r>

--- a/klagomål/A 25062-2026 FSC-klagomål.docx
+++ b/klagomål/A 25062-2026 FSC-klagomål.docx
@@ -919,7 +919,7 @@
     <w:r>
       <w:tab/>
       <w:tab/>
-      <w:t>2026-07-17</w:t>
+      <w:t>2026-07-18</w:t>
       <w:br/>
       <w:br/>
     </w:r>

--- a/klagomål/A 25062-2026 FSC-klagomål.docx
+++ b/klagomål/A 25062-2026 FSC-klagomål.docx
@@ -919,7 +919,7 @@
     <w:r>
       <w:tab/>
       <w:tab/>
-      <w:t>2026-07-18</w:t>
+      <w:t>2026-07-19</w:t>
       <w:br/>
       <w:br/>
     </w:r>

--- a/klagomål/A 25062-2026 FSC-klagomål.docx
+++ b/klagomål/A 25062-2026 FSC-klagomål.docx
@@ -919,7 +919,7 @@
     <w:r>
       <w:tab/>
       <w:tab/>
-      <w:t>2026-07-19</w:t>
+      <w:t>2026-07-20</w:t>
       <w:br/>
       <w:br/>
     </w:r>

--- a/klagomål/A 25062-2026 FSC-klagomål.docx
+++ b/klagomål/A 25062-2026 FSC-klagomål.docx
@@ -919,7 +919,7 @@
     <w:r>
       <w:tab/>
       <w:tab/>
-      <w:t>2026-07-20</w:t>
+      <w:t>2026-07-21</w:t>
       <w:br/>
       <w:br/>
     </w:r>

--- a/klagomål/A 25062-2026 FSC-klagomål.docx
+++ b/klagomål/A 25062-2026 FSC-klagomål.docx
@@ -919,7 +919,7 @@
     <w:r>
       <w:tab/>
       <w:tab/>
-      <w:t>2026-07-21</w:t>
+      <w:t>2026-07-22</w:t>
       <w:br/>
       <w:br/>
     </w:r>

--- a/klagomål/A 25062-2026 FSC-klagomål.docx
+++ b/klagomål/A 25062-2026 FSC-klagomål.docx
@@ -919,7 +919,7 @@
     <w:r>
       <w:tab/>
       <w:tab/>
-      <w:t>2026-07-22</w:t>
+      <w:t>2026-07-23</w:t>
       <w:br/>
       <w:br/>
     </w:r>

--- a/klagomål/A 25062-2026 FSC-klagomål.docx
+++ b/klagomål/A 25062-2026 FSC-klagomål.docx
@@ -919,7 +919,7 @@
     <w:r>
       <w:tab/>
       <w:tab/>
-      <w:t>2026-07-23</w:t>
+      <w:t>2026-07-24</w:t>
       <w:br/>
       <w:br/>
     </w:r>

--- a/klagomål/A 25062-2026 FSC-klagomål.docx
+++ b/klagomål/A 25062-2026 FSC-klagomål.docx
@@ -919,7 +919,7 @@
     <w:r>
       <w:tab/>
       <w:tab/>
-      <w:t>2026-07-24</w:t>
+      <w:t>2026-07-25</w:t>
       <w:br/>
       <w:br/>
     </w:r>

--- a/klagomål/A 25062-2026 FSC-klagomål.docx
+++ b/klagomål/A 25062-2026 FSC-klagomål.docx
@@ -919,7 +919,7 @@
     <w:r>
       <w:tab/>
       <w:tab/>
-      <w:t>2026-07-25</w:t>
+      <w:t>2026-07-26</w:t>
       <w:br/>
       <w:br/>
     </w:r>

--- a/klagomål/A 25062-2026 FSC-klagomål.docx
+++ b/klagomål/A 25062-2026 FSC-klagomål.docx
@@ -919,7 +919,7 @@
     <w:r>
       <w:tab/>
       <w:tab/>
-      <w:t>2026-07-26</w:t>
+      <w:t>2026-07-27</w:t>
       <w:br/>
       <w:br/>
     </w:r>

--- a/klagomål/A 25062-2026 FSC-klagomål.docx
+++ b/klagomål/A 25062-2026 FSC-klagomål.docx
@@ -919,7 +919,7 @@
     <w:r>
       <w:tab/>
       <w:tab/>
-      <w:t>2026-07-27</w:t>
+      <w:t>2026-07-28</w:t>
       <w:br/>
       <w:br/>
     </w:r>

--- a/klagomål/A 25062-2026 FSC-klagomål.docx
+++ b/klagomål/A 25062-2026 FSC-klagomål.docx
@@ -919,7 +919,7 @@
     <w:r>
       <w:tab/>
       <w:tab/>
-      <w:t>2026-07-28</w:t>
+      <w:t>2026-07-29</w:t>
       <w:br/>
       <w:br/>
     </w:r>

--- a/klagomål/A 25062-2026 FSC-klagomål.docx
+++ b/klagomål/A 25062-2026 FSC-klagomål.docx
@@ -919,7 +919,7 @@
     <w:r>
       <w:tab/>
       <w:tab/>
-      <w:t>2026-07-29</w:t>
+      <w:t>2026-07-30</w:t>
       <w:br/>
       <w:br/>
     </w:r>

--- a/klagomål/A 25062-2026 FSC-klagomål.docx
+++ b/klagomål/A 25062-2026 FSC-klagomål.docx
@@ -919,7 +919,7 @@
     <w:r>
       <w:tab/>
       <w:tab/>
-      <w:t>2026-07-30</w:t>
+      <w:t>2026-07-31</w:t>
       <w:br/>
       <w:br/>
     </w:r>

--- a/klagomål/A 25062-2026 FSC-klagomål.docx
+++ b/klagomål/A 25062-2026 FSC-klagomål.docx
@@ -919,7 +919,7 @@
     <w:r>
       <w:tab/>
       <w:tab/>
-      <w:t>2026-07-31</w:t>
+      <w:t>2026-08-01</w:t>
       <w:br/>
       <w:br/>
     </w:r>

--- a/klagomål/A 25062-2026 FSC-klagomål.docx
+++ b/klagomål/A 25062-2026 FSC-klagomål.docx
@@ -919,7 +919,7 @@
     <w:r>
       <w:tab/>
       <w:tab/>
-      <w:t>2026-08-01</w:t>
+      <w:t>2026-08-02</w:t>
       <w:br/>
       <w:br/>
     </w:r>

--- a/klagomål/A 25062-2026 FSC-klagomål.docx
+++ b/klagomål/A 25062-2026 FSC-klagomål.docx
@@ -919,7 +919,7 @@
     <w:r>
       <w:tab/>
       <w:tab/>
-      <w:t>2026-08-02</w:t>
+      <w:t>2026-08-03</w:t>
       <w:br/>
       <w:br/>
     </w:r>

--- a/klagomål/A 25062-2026 FSC-klagomål.docx
+++ b/klagomål/A 25062-2026 FSC-klagomål.docx
@@ -919,7 +919,7 @@
     <w:r>
       <w:tab/>
       <w:tab/>
-      <w:t>2026-08-03</w:t>
+      <w:t>2026-08-05</w:t>
       <w:br/>
       <w:br/>
     </w:r>

--- a/klagomål/A 25062-2026 FSC-klagomål.docx
+++ b/klagomål/A 25062-2026 FSC-klagomål.docx
@@ -919,7 +919,7 @@
     <w:r>
       <w:tab/>
       <w:tab/>
-      <w:t>2026-08-05</w:t>
+      <w:t>2026-08-07</w:t>
       <w:br/>
       <w:br/>
     </w:r>

--- a/klagomål/A 25062-2026 FSC-klagomål.docx
+++ b/klagomål/A 25062-2026 FSC-klagomål.docx
@@ -919,7 +919,7 @@
     <w:r>
       <w:tab/>
       <w:tab/>
-      <w:t>2026-08-07</w:t>
+      <w:t>2026-08-08</w:t>
       <w:br/>
       <w:br/>
     </w:r>

--- a/klagomål/A 25062-2026 FSC-klagomål.docx
+++ b/klagomål/A 25062-2026 FSC-klagomål.docx
@@ -216,7 +216,7 @@
         <w:spacing w:after="240"/>
       </w:pPr>
       <w:r>
-        <w:t>Figur 1. Fyndplatser för naturvårdsarter i avverkningsanmälan. Markörer utan svart kant är placerade på fyndplatsen. Markörer med svart kant är placerade vid sidan av fyndplatsen har ett svart streck som visar fyndplatsens exakta position. Kartans mittpunktskoordinat är N 6149969, E 398757 i SWEREF 99 TM.</w:t>
+        <w:t>Figur 1. Fyndplatser för naturvårdsarter i avverkningsanmälan. Markörer utan svart kant är placerade på fyndplatsen. Markörer med svart kant är placerade vid sidan av fyndplatsen och har ett svart streck som visar fyndplatsens exakta position. Kartans mittpunktskoordinat är N 6149969, E 398757 i SWEREF 99 TM.</w:t>
       </w:r>
     </w:p>
     <w:p>
@@ -919,7 +919,7 @@
     <w:r>
       <w:tab/>
       <w:tab/>
-      <w:t>2026-08-14</w:t>
+      <w:t>2026-08-15</w:t>
       <w:br/>
       <w:br/>
     </w:r>

--- a/klagomål/A 25062-2026 FSC-klagomål.docx
+++ b/klagomål/A 25062-2026 FSC-klagomål.docx
@@ -919,7 +919,7 @@
     <w:r>
       <w:tab/>
       <w:tab/>
-      <w:t>2026-08-15</w:t>
+      <w:t>2026-08-16</w:t>
       <w:br/>
       <w:br/>
     </w:r>

--- a/klagomål/A 25062-2026 FSC-klagomål.docx
+++ b/klagomål/A 25062-2026 FSC-klagomål.docx
@@ -919,7 +919,7 @@
     <w:r>
       <w:tab/>
       <w:tab/>
-      <w:t>2026-08-16</w:t>
+      <w:t>2026-08-17</w:t>
       <w:br/>
       <w:br/>
     </w:r>

--- a/klagomål/A 25062-2026 FSC-klagomål.docx
+++ b/klagomål/A 25062-2026 FSC-klagomål.docx
@@ -919,7 +919,7 @@
     <w:r>
       <w:tab/>
       <w:tab/>
-      <w:t>2026-08-17</w:t>
+      <w:t>2026-08-18</w:t>
       <w:br/>
       <w:br/>
     </w:r>

--- a/klagomål/A 25062-2026 FSC-klagomål.docx
+++ b/klagomål/A 25062-2026 FSC-klagomål.docx
@@ -919,7 +919,7 @@
     <w:r>
       <w:tab/>
       <w:tab/>
-      <w:t>2026-08-18</w:t>
+      <w:t>2026-08-19</w:t>
       <w:br/>
       <w:br/>
     </w:r>

--- a/klagomål/A 25062-2026 FSC-klagomål.docx
+++ b/klagomål/A 25062-2026 FSC-klagomål.docx
@@ -919,7 +919,7 @@
     <w:r>
       <w:tab/>
       <w:tab/>
-      <w:t>2026-08-19</w:t>
+      <w:t>2026-08-20</w:t>
       <w:br/>
       <w:br/>
     </w:r>

--- a/klagomål/A 25062-2026 FSC-klagomål.docx
+++ b/klagomål/A 25062-2026 FSC-klagomål.docx
@@ -919,7 +919,7 @@
     <w:r>
       <w:tab/>
       <w:tab/>
-      <w:t>2026-08-20</w:t>
+      <w:t>2026-08-21</w:t>
       <w:br/>
       <w:br/>
     </w:r>

--- a/klagomål/A 25062-2026 FSC-klagomål.docx
+++ b/klagomål/A 25062-2026 FSC-klagomål.docx
@@ -919,7 +919,7 @@
     <w:r>
       <w:tab/>
       <w:tab/>
-      <w:t>2026-08-21</w:t>
+      <w:t>2026-08-22</w:t>
       <w:br/>
       <w:br/>
     </w:r>

--- a/klagomål/A 25062-2026 FSC-klagomål.docx
+++ b/klagomål/A 25062-2026 FSC-klagomål.docx
@@ -919,7 +919,7 @@
     <w:r>
       <w:tab/>
       <w:tab/>
-      <w:t>2026-08-22</w:t>
+      <w:t>2026-08-23</w:t>
       <w:br/>
       <w:br/>
     </w:r>

--- a/klagomål/A 25062-2026 FSC-klagomål.docx
+++ b/klagomål/A 25062-2026 FSC-klagomål.docx
@@ -919,7 +919,7 @@
     <w:r>
       <w:tab/>
       <w:tab/>
-      <w:t>2026-08-23</w:t>
+      <w:t>2026-08-24</w:t>
       <w:br/>
       <w:br/>
     </w:r>

--- a/klagomål/A 25062-2026 FSC-klagomål.docx
+++ b/klagomål/A 25062-2026 FSC-klagomål.docx
@@ -919,7 +919,7 @@
     <w:r>
       <w:tab/>
       <w:tab/>
-      <w:t>2026-08-24</w:t>
+      <w:t>2026-08-25</w:t>
       <w:br/>
       <w:br/>
     </w:r>

--- a/klagomål/A 25062-2026 FSC-klagomål.docx
+++ b/klagomål/A 25062-2026 FSC-klagomål.docx
@@ -919,7 +919,7 @@
     <w:r>
       <w:tab/>
       <w:tab/>
-      <w:t>2026-08-25</w:t>
+      <w:t>2026-08-26</w:t>
       <w:br/>
       <w:br/>
     </w:r>

--- a/klagomål/A 25062-2026 FSC-klagomål.docx
+++ b/klagomål/A 25062-2026 FSC-klagomål.docx
@@ -919,7 +919,7 @@
     <w:r>
       <w:tab/>
       <w:tab/>
-      <w:t>2026-08-26</w:t>
+      <w:t>2026-08-27</w:t>
       <w:br/>
       <w:br/>
     </w:r>

--- a/klagomål/A 25062-2026 FSC-klagomål.docx
+++ b/klagomål/A 25062-2026 FSC-klagomål.docx
@@ -919,7 +919,7 @@
     <w:r>
       <w:tab/>
       <w:tab/>
-      <w:t>2026-08-27</w:t>
+      <w:t>2026-08-28</w:t>
       <w:br/>
       <w:br/>
     </w:r>

--- a/klagomål/A 25062-2026 FSC-klagomål.docx
+++ b/klagomål/A 25062-2026 FSC-klagomål.docx
@@ -919,7 +919,7 @@
     <w:r>
       <w:tab/>
       <w:tab/>
-      <w:t>2026-08-28</w:t>
+      <w:t>2026-08-29</w:t>
       <w:br/>
       <w:br/>
     </w:r>

--- a/klagomål/A 25062-2026 FSC-klagomål.docx
+++ b/klagomål/A 25062-2026 FSC-klagomål.docx
@@ -919,7 +919,7 @@
     <w:r>
       <w:tab/>
       <w:tab/>
-      <w:t>2026-08-29</w:t>
+      <w:t>2026-08-31</w:t>
       <w:br/>
       <w:br/>
     </w:r>

--- a/klagomål/A 25062-2026 FSC-klagomål.docx
+++ b/klagomål/A 25062-2026 FSC-klagomål.docx
@@ -919,7 +919,7 @@
     <w:r>
       <w:tab/>
       <w:tab/>
-      <w:t>2026-08-31</w:t>
+      <w:t>2026-09-01</w:t>
       <w:br/>
       <w:br/>
     </w:r>

--- a/klagomål/A 25062-2026 FSC-klagomål.docx
+++ b/klagomål/A 25062-2026 FSC-klagomål.docx
@@ -919,7 +919,7 @@
     <w:r>
       <w:tab/>
       <w:tab/>
-      <w:t>2026-09-01</w:t>
+      <w:t>2026-09-02</w:t>
       <w:br/>
       <w:br/>
     </w:r>

--- a/klagomål/A 25062-2026 FSC-klagomål.docx
+++ b/klagomål/A 25062-2026 FSC-klagomål.docx
@@ -919,7 +919,7 @@
     <w:r>
       <w:tab/>
       <w:tab/>
-      <w:t>2026-09-02</w:t>
+      <w:t>2026-09-03</w:t>
       <w:br/>
       <w:br/>
     </w:r>

--- a/klagomål/A 25062-2026 FSC-klagomål.docx
+++ b/klagomål/A 25062-2026 FSC-klagomål.docx
@@ -919,7 +919,7 @@
     <w:r>
       <w:tab/>
       <w:tab/>
-      <w:t>2026-09-03</w:t>
+      <w:t>2026-09-04</w:t>
       <w:br/>
       <w:br/>
     </w:r>

--- a/klagomål/A 25062-2026 FSC-klagomål.docx
+++ b/klagomål/A 25062-2026 FSC-klagomål.docx
@@ -919,7 +919,7 @@
     <w:r>
       <w:tab/>
       <w:tab/>
-      <w:t>2026-09-04</w:t>
+      <w:t>2026-09-05</w:t>
       <w:br/>
       <w:br/>
     </w:r>

--- a/klagomål/A 25062-2026 FSC-klagomål.docx
+++ b/klagomål/A 25062-2026 FSC-klagomål.docx
@@ -919,7 +919,7 @@
     <w:r>
       <w:tab/>
       <w:tab/>
-      <w:t>2026-09-05</w:t>
+      <w:t>2026-09-06</w:t>
       <w:br/>
       <w:br/>
     </w:r>

--- a/klagomål/A 25062-2026 FSC-klagomål.docx
+++ b/klagomål/A 25062-2026 FSC-klagomål.docx
@@ -919,7 +919,7 @@
     <w:r>
       <w:tab/>
       <w:tab/>
-      <w:t>2026-09-06</w:t>
+      <w:t>2026-09-07</w:t>
       <w:br/>
       <w:br/>
     </w:r>

--- a/klagomål/A 25062-2026 FSC-klagomål.docx
+++ b/klagomål/A 25062-2026 FSC-klagomål.docx
@@ -919,7 +919,7 @@
     <w:r>
       <w:tab/>
       <w:tab/>
-      <w:t>2026-09-07</w:t>
+      <w:t>2026-09-08</w:t>
       <w:br/>
       <w:br/>
     </w:r>

--- a/klagomål/A 25062-2026 FSC-klagomål.docx
+++ b/klagomål/A 25062-2026 FSC-klagomål.docx
@@ -919,7 +919,7 @@
     <w:r>
       <w:tab/>
       <w:tab/>
-      <w:t>2026-09-08</w:t>
+      <w:t>2026-09-09</w:t>
       <w:br/>
       <w:br/>
     </w:r>

--- a/klagomål/A 25062-2026 FSC-klagomål.docx
+++ b/klagomål/A 25062-2026 FSC-klagomål.docx
@@ -919,7 +919,7 @@
     <w:r>
       <w:tab/>
       <w:tab/>
-      <w:t>2026-09-09</w:t>
+      <w:t>2026-09-10</w:t>
       <w:br/>
       <w:br/>
     </w:r>

--- a/klagomål/A 25062-2026 FSC-klagomål.docx
+++ b/klagomål/A 25062-2026 FSC-klagomål.docx
@@ -919,7 +919,7 @@
     <w:r>
       <w:tab/>
       <w:tab/>
-      <w:t>2026-09-10</w:t>
+      <w:t>2026-09-11</w:t>
       <w:br/>
       <w:br/>
     </w:r>

--- a/klagomål/A 25062-2026 FSC-klagomål.docx
+++ b/klagomål/A 25062-2026 FSC-klagomål.docx
@@ -919,7 +919,7 @@
     <w:r>
       <w:tab/>
       <w:tab/>
-      <w:t>2026-09-11</w:t>
+      <w:t>2026-09-12</w:t>
       <w:br/>
       <w:br/>
     </w:r>
